--- a/Cloud/Django Chat Application Deployment.docx
+++ b/Cloud/Django Chat Application Deployment.docx
@@ -4,7 +4,7 @@
   <w:body>
     <w:p>
       <w:pPr>
-        <w:pStyle w:val="Normal1"/>
+        <w:pStyle w:val="LOnormal"/>
         <w:rPr>
           <w:rFonts w:ascii="Times New Roman" w:hAnsi="Times New Roman" w:eastAsia="Times New Roman" w:cs="Times New Roman"/>
           <w:b/>
@@ -25,7 +25,7 @@
     </w:p>
     <w:p>
       <w:pPr>
-        <w:pStyle w:val="Normal1"/>
+        <w:pStyle w:val="LOnormal"/>
         <w:rPr>
           <w:rFonts w:ascii="Times New Roman" w:hAnsi="Times New Roman" w:eastAsia="Times New Roman" w:cs="Times New Roman"/>
         </w:rPr>
@@ -39,7 +39,7 @@
     </w:p>
     <w:p>
       <w:pPr>
-        <w:pStyle w:val="Normal1"/>
+        <w:pStyle w:val="LOnormal"/>
         <w:rPr>
           <w:rFonts w:ascii="Times New Roman" w:hAnsi="Times New Roman" w:eastAsia="Times New Roman" w:cs="Times New Roman"/>
         </w:rPr>
@@ -59,20 +59,20 @@
     </w:p>
     <w:p>
       <w:pPr>
-        <w:pStyle w:val="Normal1"/>
-        <w:rPr>
-          <w:rFonts w:ascii="Times New Roman" w:hAnsi="Times New Roman" w:eastAsia="Times New Roman" w:cs="Times New Roman"/>
-        </w:rPr>
-      </w:pPr>
-      <w:r>
-        <w:rPr>
-          <w:rFonts w:eastAsia="Times New Roman" w:cs="Times New Roman" w:ascii="Times New Roman" w:hAnsi="Times New Roman"/>
-        </w:rPr>
-      </w:r>
-    </w:p>
-    <w:p>
-      <w:pPr>
-        <w:pStyle w:val="Normal1"/>
+        <w:pStyle w:val="LOnormal"/>
+        <w:rPr>
+          <w:rFonts w:ascii="Times New Roman" w:hAnsi="Times New Roman" w:eastAsia="Times New Roman" w:cs="Times New Roman"/>
+        </w:rPr>
+      </w:pPr>
+      <w:r>
+        <w:rPr>
+          <w:rFonts w:eastAsia="Times New Roman" w:cs="Times New Roman" w:ascii="Times New Roman" w:hAnsi="Times New Roman"/>
+        </w:rPr>
+      </w:r>
+    </w:p>
+    <w:p>
+      <w:pPr>
+        <w:pStyle w:val="LOnormal"/>
         <w:rPr>
           <w:rFonts w:ascii="Times New Roman" w:hAnsi="Times New Roman" w:eastAsia="Times New Roman" w:cs="Times New Roman"/>
         </w:rPr>
@@ -86,37 +86,35 @@
     </w:p>
     <w:p>
       <w:pPr>
-        <w:pStyle w:val="Normal1"/>
-        <w:rPr>
-          <w:rFonts w:ascii="Times New Roman" w:hAnsi="Times New Roman" w:eastAsia="Times New Roman" w:cs="Times New Roman"/>
-        </w:rPr>
-      </w:pPr>
-      <w:r>
-        <w:rPr>
-          <w:rFonts w:eastAsia="Times New Roman" w:cs="Times New Roman" w:ascii="Times New Roman" w:hAnsi="Times New Roman"/>
-        </w:rPr>
-        <w:t>3))sudo sed -i ‘s/^bind-address.*/bind-address=0.0.0.0/’ /etc/mysql/mysql.conf.d/mysqld.cnf</w:t>
-      </w:r>
-    </w:p>
-    <w:p>
-      <w:pPr>
-        <w:pStyle w:val="Normal1"/>
-        <w:rPr>
-          <w:rFonts w:ascii="Times New Roman" w:hAnsi="Times New Roman" w:eastAsia="Times New Roman" w:cs="Times New Roman"/>
-        </w:rPr>
-      </w:pPr>
-      <w:r>
-        <w:rPr>
-          <w:rFonts w:eastAsia="Times New Roman" w:cs="Times New Roman" w:ascii="Times New Roman" w:hAnsi="Times New Roman"/>
-        </w:rPr>
-        <w:t>4)sudo system</w:t>
-        <w:tab/>
-        <w:t>ctl restart mysql</w:t>
-      </w:r>
-    </w:p>
-    <w:p>
-      <w:pPr>
-        <w:pStyle w:val="Normal1"/>
+        <w:pStyle w:val="LOnormal"/>
+        <w:rPr>
+          <w:rFonts w:ascii="Times New Roman" w:hAnsi="Times New Roman" w:eastAsia="Times New Roman" w:cs="Times New Roman"/>
+        </w:rPr>
+      </w:pPr>
+      <w:r>
+        <w:rPr>
+          <w:rFonts w:eastAsia="Times New Roman" w:cs="Times New Roman" w:ascii="Times New Roman" w:hAnsi="Times New Roman"/>
+        </w:rPr>
+        <w:t>3))sudo sed -i 's/^bind-address.*/bind-address=0.0.0.0/' /etc/mysql/mysql.conf.d/mysqld.cnf</w:t>
+      </w:r>
+    </w:p>
+    <w:p>
+      <w:pPr>
+        <w:pStyle w:val="LOnormal"/>
+        <w:rPr>
+          <w:rFonts w:ascii="Times New Roman" w:hAnsi="Times New Roman" w:eastAsia="Times New Roman" w:cs="Times New Roman"/>
+        </w:rPr>
+      </w:pPr>
+      <w:r>
+        <w:rPr>
+          <w:rFonts w:eastAsia="Times New Roman" w:cs="Times New Roman" w:ascii="Times New Roman" w:hAnsi="Times New Roman"/>
+        </w:rPr>
+        <w:t>4)sudo systemctl restart mysql</w:t>
+      </w:r>
+    </w:p>
+    <w:p>
+      <w:pPr>
+        <w:pStyle w:val="LOnormal"/>
         <w:rPr>
           <w:rFonts w:ascii="Times New Roman" w:hAnsi="Times New Roman" w:eastAsia="Times New Roman" w:cs="Times New Roman"/>
         </w:rPr>
@@ -136,20 +134,20 @@
     </w:p>
     <w:p>
       <w:pPr>
-        <w:pStyle w:val="Normal1"/>
-        <w:rPr>
-          <w:rFonts w:ascii="Times New Roman" w:hAnsi="Times New Roman" w:eastAsia="Times New Roman" w:cs="Times New Roman"/>
-        </w:rPr>
-      </w:pPr>
-      <w:r>
-        <w:rPr>
-          <w:rFonts w:eastAsia="Times New Roman" w:cs="Times New Roman" w:ascii="Times New Roman" w:hAnsi="Times New Roman"/>
-        </w:rPr>
-      </w:r>
-    </w:p>
-    <w:p>
-      <w:pPr>
-        <w:pStyle w:val="Normal1"/>
+        <w:pStyle w:val="LOnormal"/>
+        <w:rPr>
+          <w:rFonts w:ascii="Times New Roman" w:hAnsi="Times New Roman" w:eastAsia="Times New Roman" w:cs="Times New Roman"/>
+        </w:rPr>
+      </w:pPr>
+      <w:r>
+        <w:rPr>
+          <w:rFonts w:eastAsia="Times New Roman" w:cs="Times New Roman" w:ascii="Times New Roman" w:hAnsi="Times New Roman"/>
+        </w:rPr>
+      </w:r>
+    </w:p>
+    <w:p>
+      <w:pPr>
+        <w:pStyle w:val="LOnormal"/>
         <w:rPr>
           <w:rFonts w:ascii="Times New Roman" w:hAnsi="Times New Roman" w:eastAsia="Times New Roman" w:cs="Times New Roman"/>
         </w:rPr>
@@ -169,12 +167,12 @@
     </w:p>
     <w:p>
       <w:pPr>
-        <w:pStyle w:val="Normal1"/>
+        <w:pStyle w:val="LOnormal"/>
         <w:numPr>
           <w:ilvl w:val="0"/>
-          <w:numId w:val="1"/>
+          <w:numId w:val="2"/>
         </w:numPr>
-        <w:ind w:left="720" w:hanging="360"/>
+        <w:ind w:left="720" w:right="0" w:hanging="360"/>
         <w:rPr>
           <w:rFonts w:ascii="Times New Roman" w:hAnsi="Times New Roman" w:eastAsia="Times New Roman" w:cs="Times New Roman"/>
         </w:rPr>
@@ -188,8 +186,8 @@
     </w:p>
     <w:p>
       <w:pPr>
-        <w:pStyle w:val="Normal1"/>
-        <w:ind w:left="720" w:hanging="0"/>
+        <w:pStyle w:val="LOnormal"/>
+        <w:ind w:left="720" w:right="0" w:hanging="0"/>
         <w:rPr>
           <w:rFonts w:ascii="Times New Roman" w:hAnsi="Times New Roman" w:eastAsia="Times New Roman" w:cs="Times New Roman"/>
         </w:rPr>
@@ -203,8 +201,8 @@
     </w:p>
     <w:p>
       <w:pPr>
-        <w:pStyle w:val="Normal1"/>
-        <w:ind w:left="720" w:hanging="0"/>
+        <w:pStyle w:val="LOnormal"/>
+        <w:ind w:left="720" w:right="0" w:hanging="0"/>
         <w:rPr>
           <w:rFonts w:ascii="Times New Roman" w:hAnsi="Times New Roman" w:eastAsia="Times New Roman" w:cs="Times New Roman"/>
         </w:rPr>
@@ -218,8 +216,8 @@
     </w:p>
     <w:p>
       <w:pPr>
-        <w:pStyle w:val="Normal1"/>
-        <w:ind w:left="720" w:hanging="0"/>
+        <w:pStyle w:val="LOnormal"/>
+        <w:ind w:left="720" w:right="0" w:hanging="0"/>
         <w:rPr>
           <w:rFonts w:ascii="Times New Roman" w:hAnsi="Times New Roman" w:eastAsia="Times New Roman" w:cs="Times New Roman"/>
         </w:rPr>
@@ -233,8 +231,8 @@
     </w:p>
     <w:p>
       <w:pPr>
-        <w:pStyle w:val="Normal1"/>
-        <w:ind w:left="720" w:hanging="0"/>
+        <w:pStyle w:val="LOnormal"/>
+        <w:ind w:left="720" w:right="0" w:hanging="0"/>
         <w:rPr>
           <w:rFonts w:ascii="Times New Roman" w:hAnsi="Times New Roman" w:eastAsia="Times New Roman" w:cs="Times New Roman"/>
         </w:rPr>
@@ -248,7 +246,7 @@
     </w:p>
     <w:p>
       <w:pPr>
-        <w:pStyle w:val="Normal1"/>
+        <w:pStyle w:val="LOnormal"/>
         <w:rPr>
           <w:rFonts w:ascii="Times New Roman" w:hAnsi="Times New Roman" w:eastAsia="Times New Roman" w:cs="Times New Roman"/>
         </w:rPr>
@@ -263,46 +261,46 @@
     </w:p>
     <w:p>
       <w:pPr>
-        <w:pStyle w:val="Normal1"/>
-        <w:rPr>
-          <w:rFonts w:ascii="Times New Roman" w:hAnsi="Times New Roman" w:eastAsia="Times New Roman" w:cs="Times New Roman"/>
-        </w:rPr>
-      </w:pPr>
-      <w:r>
-        <w:rPr>
-          <w:rFonts w:eastAsia="Times New Roman" w:cs="Times New Roman" w:ascii="Times New Roman" w:hAnsi="Times New Roman"/>
-        </w:rPr>
-      </w:r>
-    </w:p>
-    <w:p>
-      <w:pPr>
-        <w:pStyle w:val="Normal1"/>
-        <w:rPr>
-          <w:rFonts w:ascii="Times New Roman" w:hAnsi="Times New Roman" w:eastAsia="Times New Roman" w:cs="Times New Roman"/>
-        </w:rPr>
-      </w:pPr>
-      <w:r>
-        <w:rPr>
-          <w:rFonts w:eastAsia="Times New Roman" w:cs="Times New Roman" w:ascii="Times New Roman" w:hAnsi="Times New Roman"/>
-        </w:rPr>
-      </w:r>
-    </w:p>
-    <w:p>
-      <w:pPr>
-        <w:pStyle w:val="Normal1"/>
-        <w:rPr>
-          <w:rFonts w:ascii="Times New Roman" w:hAnsi="Times New Roman" w:eastAsia="Times New Roman" w:cs="Times New Roman"/>
-        </w:rPr>
-      </w:pPr>
-      <w:r>
-        <w:rPr>
-          <w:rFonts w:eastAsia="Times New Roman" w:cs="Times New Roman" w:ascii="Times New Roman" w:hAnsi="Times New Roman"/>
-        </w:rPr>
-      </w:r>
-    </w:p>
-    <w:p>
-      <w:pPr>
-        <w:pStyle w:val="Normal1"/>
+        <w:pStyle w:val="LOnormal"/>
+        <w:rPr>
+          <w:rFonts w:ascii="Times New Roman" w:hAnsi="Times New Roman" w:eastAsia="Times New Roman" w:cs="Times New Roman"/>
+        </w:rPr>
+      </w:pPr>
+      <w:r>
+        <w:rPr>
+          <w:rFonts w:eastAsia="Times New Roman" w:cs="Times New Roman" w:ascii="Times New Roman" w:hAnsi="Times New Roman"/>
+        </w:rPr>
+      </w:r>
+    </w:p>
+    <w:p>
+      <w:pPr>
+        <w:pStyle w:val="LOnormal"/>
+        <w:rPr>
+          <w:rFonts w:ascii="Times New Roman" w:hAnsi="Times New Roman" w:eastAsia="Times New Roman" w:cs="Times New Roman"/>
+        </w:rPr>
+      </w:pPr>
+      <w:r>
+        <w:rPr>
+          <w:rFonts w:eastAsia="Times New Roman" w:cs="Times New Roman" w:ascii="Times New Roman" w:hAnsi="Times New Roman"/>
+        </w:rPr>
+      </w:r>
+    </w:p>
+    <w:p>
+      <w:pPr>
+        <w:pStyle w:val="LOnormal"/>
+        <w:rPr>
+          <w:rFonts w:ascii="Times New Roman" w:hAnsi="Times New Roman" w:eastAsia="Times New Roman" w:cs="Times New Roman"/>
+        </w:rPr>
+      </w:pPr>
+      <w:r>
+        <w:rPr>
+          <w:rFonts w:eastAsia="Times New Roman" w:cs="Times New Roman" w:ascii="Times New Roman" w:hAnsi="Times New Roman"/>
+        </w:rPr>
+      </w:r>
+    </w:p>
+    <w:p>
+      <w:pPr>
+        <w:pStyle w:val="LOnormal"/>
         <w:rPr>
           <w:rFonts w:ascii="Times New Roman" w:hAnsi="Times New Roman" w:eastAsia="Times New Roman" w:cs="Times New Roman"/>
           <w:b/>
@@ -323,20 +321,20 @@
     </w:p>
     <w:p>
       <w:pPr>
-        <w:pStyle w:val="Normal1"/>
-        <w:rPr>
-          <w:rFonts w:ascii="Times New Roman" w:hAnsi="Times New Roman" w:eastAsia="Times New Roman" w:cs="Times New Roman"/>
-        </w:rPr>
-      </w:pPr>
-      <w:r>
-        <w:rPr>
-          <w:rFonts w:eastAsia="Times New Roman" w:cs="Times New Roman" w:ascii="Times New Roman" w:hAnsi="Times New Roman"/>
-        </w:rPr>
-      </w:r>
-    </w:p>
-    <w:p>
-      <w:pPr>
-        <w:pStyle w:val="Normal1"/>
+        <w:pStyle w:val="LOnormal"/>
+        <w:rPr>
+          <w:rFonts w:ascii="Times New Roman" w:hAnsi="Times New Roman" w:eastAsia="Times New Roman" w:cs="Times New Roman"/>
+        </w:rPr>
+      </w:pPr>
+      <w:r>
+        <w:rPr>
+          <w:rFonts w:eastAsia="Times New Roman" w:cs="Times New Roman" w:ascii="Times New Roman" w:hAnsi="Times New Roman"/>
+        </w:rPr>
+      </w:r>
+    </w:p>
+    <w:p>
+      <w:pPr>
+        <w:pStyle w:val="LOnormal"/>
         <w:rPr>
           <w:rFonts w:ascii="Times New Roman" w:hAnsi="Times New Roman" w:eastAsia="Times New Roman" w:cs="Times New Roman"/>
         </w:rPr>
@@ -350,7 +348,7 @@
     </w:p>
     <w:p>
       <w:pPr>
-        <w:pStyle w:val="Normal1"/>
+        <w:pStyle w:val="LOnormal"/>
         <w:rPr>
           <w:rFonts w:ascii="Times New Roman" w:hAnsi="Times New Roman" w:eastAsia="Times New Roman" w:cs="Times New Roman"/>
         </w:rPr>
@@ -364,7 +362,7 @@
     </w:p>
     <w:p>
       <w:pPr>
-        <w:pStyle w:val="Normal1"/>
+        <w:pStyle w:val="LOnormal"/>
         <w:rPr>
           <w:rFonts w:ascii="Times New Roman" w:hAnsi="Times New Roman" w:eastAsia="Times New Roman" w:cs="Times New Roman"/>
         </w:rPr>
@@ -384,7 +382,7 @@
     </w:p>
     <w:p>
       <w:pPr>
-        <w:pStyle w:val="Normal1"/>
+        <w:pStyle w:val="LOnormal"/>
         <w:rPr>
           <w:rFonts w:ascii="Times New Roman" w:hAnsi="Times New Roman" w:eastAsia="Times New Roman" w:cs="Times New Roman"/>
         </w:rPr>
@@ -398,7 +396,7 @@
     </w:p>
     <w:p>
       <w:pPr>
-        <w:pStyle w:val="Normal1"/>
+        <w:pStyle w:val="LOnormal"/>
         <w:rPr>
           <w:rFonts w:ascii="Times New Roman" w:hAnsi="Times New Roman" w:eastAsia="Times New Roman" w:cs="Times New Roman"/>
         </w:rPr>
@@ -412,7 +410,7 @@
     </w:p>
     <w:p>
       <w:pPr>
-        <w:pStyle w:val="Normal1"/>
+        <w:pStyle w:val="LOnormal"/>
         <w:rPr>
           <w:rFonts w:ascii="Times New Roman" w:hAnsi="Times New Roman" w:eastAsia="Times New Roman" w:cs="Times New Roman"/>
         </w:rPr>
@@ -426,33 +424,33 @@
     </w:p>
     <w:p>
       <w:pPr>
-        <w:pStyle w:val="Normal1"/>
-        <w:rPr>
-          <w:rFonts w:ascii="Times New Roman" w:hAnsi="Times New Roman" w:eastAsia="Times New Roman" w:cs="Times New Roman"/>
-        </w:rPr>
-      </w:pPr>
-      <w:r>
-        <w:rPr>
-          <w:rFonts w:eastAsia="Times New Roman" w:cs="Times New Roman" w:ascii="Times New Roman" w:hAnsi="Times New Roman"/>
-        </w:rPr>
-      </w:r>
-    </w:p>
-    <w:p>
-      <w:pPr>
-        <w:pStyle w:val="Normal1"/>
-        <w:rPr>
-          <w:rFonts w:ascii="Times New Roman" w:hAnsi="Times New Roman" w:eastAsia="Times New Roman" w:cs="Times New Roman"/>
-        </w:rPr>
-      </w:pPr>
-      <w:r>
-        <w:rPr>
-          <w:rFonts w:eastAsia="Times New Roman" w:cs="Times New Roman" w:ascii="Times New Roman" w:hAnsi="Times New Roman"/>
-        </w:rPr>
-      </w:r>
-    </w:p>
-    <w:p>
-      <w:pPr>
-        <w:pStyle w:val="Normal1"/>
+        <w:pStyle w:val="LOnormal"/>
+        <w:rPr>
+          <w:rFonts w:ascii="Times New Roman" w:hAnsi="Times New Roman" w:eastAsia="Times New Roman" w:cs="Times New Roman"/>
+        </w:rPr>
+      </w:pPr>
+      <w:r>
+        <w:rPr>
+          <w:rFonts w:eastAsia="Times New Roman" w:cs="Times New Roman" w:ascii="Times New Roman" w:hAnsi="Times New Roman"/>
+        </w:rPr>
+      </w:r>
+    </w:p>
+    <w:p>
+      <w:pPr>
+        <w:pStyle w:val="LOnormal"/>
+        <w:rPr>
+          <w:rFonts w:ascii="Times New Roman" w:hAnsi="Times New Roman" w:eastAsia="Times New Roman" w:cs="Times New Roman"/>
+        </w:rPr>
+      </w:pPr>
+      <w:r>
+        <w:rPr>
+          <w:rFonts w:eastAsia="Times New Roman" w:cs="Times New Roman" w:ascii="Times New Roman" w:hAnsi="Times New Roman"/>
+        </w:rPr>
+      </w:r>
+    </w:p>
+    <w:p>
+      <w:pPr>
+        <w:pStyle w:val="LOnormal"/>
         <w:rPr>
           <w:rFonts w:ascii="Times New Roman" w:hAnsi="Times New Roman" w:eastAsia="Times New Roman" w:cs="Times New Roman"/>
           <w:b/>
@@ -469,10 +467,8 @@
     </w:p>
     <w:p>
       <w:pPr>
-        <w:pStyle w:val="Normal1"/>
-        <w:rPr>
-          <w:rFonts w:ascii="Times New Roman" w:hAnsi="Times New Roman" w:eastAsia="Times New Roman" w:cs="Times New Roman"/>
-        </w:rPr>
+        <w:pStyle w:val="LOnormal"/>
+        <w:rPr/>
       </w:pPr>
       <w:r>
         <w:rPr>
@@ -483,6 +479,7 @@
       <w:hyperlink r:id="rId2">
         <w:r>
           <w:rPr>
+            <w:rStyle w:val="NoCharacterStyle"/>
             <w:rFonts w:eastAsia="Times New Roman" w:cs="Times New Roman" w:ascii="Times New Roman" w:hAnsi="Times New Roman"/>
             <w:color w:val="1155CC"/>
             <w:u w:val="single"/>
@@ -499,7 +496,7 @@
     </w:p>
     <w:p>
       <w:pPr>
-        <w:pStyle w:val="Normal1"/>
+        <w:pStyle w:val="LOnormal"/>
         <w:rPr>
           <w:rFonts w:ascii="Times New Roman" w:hAnsi="Times New Roman" w:eastAsia="Times New Roman" w:cs="Times New Roman"/>
         </w:rPr>
@@ -513,7 +510,7 @@
     </w:p>
     <w:p>
       <w:pPr>
-        <w:pStyle w:val="Normal1"/>
+        <w:pStyle w:val="LOnormal"/>
         <w:rPr>
           <w:rFonts w:ascii="Times New Roman" w:hAnsi="Times New Roman" w:eastAsia="Times New Roman" w:cs="Times New Roman"/>
         </w:rPr>
@@ -527,7 +524,7 @@
     </w:p>
     <w:p>
       <w:pPr>
-        <w:pStyle w:val="Normal1"/>
+        <w:pStyle w:val="LOnormal"/>
         <w:rPr>
           <w:rFonts w:ascii="Times New Roman" w:hAnsi="Times New Roman" w:eastAsia="Times New Roman" w:cs="Times New Roman"/>
         </w:rPr>
@@ -541,7 +538,7 @@
     </w:p>
     <w:p>
       <w:pPr>
-        <w:pStyle w:val="Normal1"/>
+        <w:pStyle w:val="LOnormal"/>
         <w:rPr>
           <w:rFonts w:ascii="Times New Roman" w:hAnsi="Times New Roman" w:eastAsia="Times New Roman" w:cs="Times New Roman"/>
         </w:rPr>
@@ -555,7 +552,7 @@
     </w:p>
     <w:p>
       <w:pPr>
-        <w:pStyle w:val="Normal1"/>
+        <w:pStyle w:val="LOnormal"/>
         <w:rPr>
           <w:rFonts w:ascii="Times New Roman" w:hAnsi="Times New Roman" w:eastAsia="Times New Roman" w:cs="Times New Roman"/>
         </w:rPr>
@@ -569,20 +566,20 @@
     </w:p>
     <w:p>
       <w:pPr>
-        <w:pStyle w:val="Normal1"/>
-        <w:rPr>
-          <w:rFonts w:ascii="Times New Roman" w:hAnsi="Times New Roman" w:eastAsia="Times New Roman" w:cs="Times New Roman"/>
-        </w:rPr>
-      </w:pPr>
-      <w:r>
-        <w:rPr>
-          <w:rFonts w:eastAsia="Times New Roman" w:cs="Times New Roman" w:ascii="Times New Roman" w:hAnsi="Times New Roman"/>
-        </w:rPr>
-      </w:r>
-    </w:p>
-    <w:p>
-      <w:pPr>
-        <w:pStyle w:val="Normal1"/>
+        <w:pStyle w:val="LOnormal"/>
+        <w:rPr>
+          <w:rFonts w:ascii="Times New Roman" w:hAnsi="Times New Roman" w:eastAsia="Times New Roman" w:cs="Times New Roman"/>
+        </w:rPr>
+      </w:pPr>
+      <w:r>
+        <w:rPr>
+          <w:rFonts w:eastAsia="Times New Roman" w:cs="Times New Roman" w:ascii="Times New Roman" w:hAnsi="Times New Roman"/>
+        </w:rPr>
+      </w:r>
+    </w:p>
+    <w:p>
+      <w:pPr>
+        <w:pStyle w:val="LOnormal"/>
         <w:rPr>
           <w:rFonts w:ascii="Times New Roman" w:hAnsi="Times New Roman" w:eastAsia="Times New Roman" w:cs="Times New Roman"/>
         </w:rPr>
@@ -596,7 +593,7 @@
     </w:p>
     <w:p>
       <w:pPr>
-        <w:pStyle w:val="Normal1"/>
+        <w:pStyle w:val="LOnormal"/>
         <w:rPr>
           <w:rFonts w:ascii="Times New Roman" w:hAnsi="Times New Roman" w:eastAsia="Times New Roman" w:cs="Times New Roman"/>
         </w:rPr>
@@ -610,20 +607,20 @@
     </w:p>
     <w:p>
       <w:pPr>
-        <w:pStyle w:val="Normal1"/>
-        <w:rPr>
-          <w:rFonts w:ascii="Times New Roman" w:hAnsi="Times New Roman" w:eastAsia="Times New Roman" w:cs="Times New Roman"/>
-        </w:rPr>
-      </w:pPr>
-      <w:r>
-        <w:rPr>
-          <w:rFonts w:eastAsia="Times New Roman" w:cs="Times New Roman" w:ascii="Times New Roman" w:hAnsi="Times New Roman"/>
-        </w:rPr>
-      </w:r>
-    </w:p>
-    <w:p>
-      <w:pPr>
-        <w:pStyle w:val="Normal1"/>
+        <w:pStyle w:val="LOnormal"/>
+        <w:rPr>
+          <w:rFonts w:ascii="Times New Roman" w:hAnsi="Times New Roman" w:eastAsia="Times New Roman" w:cs="Times New Roman"/>
+        </w:rPr>
+      </w:pPr>
+      <w:r>
+        <w:rPr>
+          <w:rFonts w:eastAsia="Times New Roman" w:cs="Times New Roman" w:ascii="Times New Roman" w:hAnsi="Times New Roman"/>
+        </w:rPr>
+      </w:r>
+    </w:p>
+    <w:p>
+      <w:pPr>
+        <w:pStyle w:val="LOnormal"/>
         <w:rPr>
           <w:rFonts w:ascii="Times New Roman" w:hAnsi="Times New Roman" w:eastAsia="Times New Roman" w:cs="Times New Roman"/>
         </w:rPr>
@@ -637,7 +634,7 @@
     </w:p>
     <w:p>
       <w:pPr>
-        <w:pStyle w:val="Normal1"/>
+        <w:pStyle w:val="LOnormal"/>
         <w:rPr>
           <w:rFonts w:ascii="Times New Roman" w:hAnsi="Times New Roman" w:eastAsia="Times New Roman" w:cs="Times New Roman"/>
         </w:rPr>
@@ -651,7 +648,7 @@
     </w:p>
     <w:p>
       <w:pPr>
-        <w:pStyle w:val="Normal1"/>
+        <w:pStyle w:val="LOnormal"/>
         <w:rPr>
           <w:rFonts w:ascii="Times New Roman" w:hAnsi="Times New Roman" w:eastAsia="Times New Roman" w:cs="Times New Roman"/>
         </w:rPr>
@@ -665,7 +662,7 @@
     </w:p>
     <w:p>
       <w:pPr>
-        <w:pStyle w:val="Normal1"/>
+        <w:pStyle w:val="LOnormal"/>
         <w:rPr>
           <w:rFonts w:ascii="Times New Roman" w:hAnsi="Times New Roman" w:eastAsia="Times New Roman" w:cs="Times New Roman"/>
         </w:rPr>
@@ -679,7 +676,7 @@
     </w:p>
     <w:p>
       <w:pPr>
-        <w:pStyle w:val="Normal1"/>
+        <w:pStyle w:val="LOnormal"/>
         <w:rPr>
           <w:rFonts w:ascii="Times New Roman" w:hAnsi="Times New Roman" w:eastAsia="Times New Roman" w:cs="Times New Roman"/>
         </w:rPr>
@@ -693,7 +690,7 @@
     </w:p>
     <w:p>
       <w:pPr>
-        <w:pStyle w:val="Normal1"/>
+        <w:pStyle w:val="LOnormal"/>
         <w:rPr>
           <w:rFonts w:ascii="Times New Roman" w:hAnsi="Times New Roman" w:eastAsia="Times New Roman" w:cs="Times New Roman"/>
         </w:rPr>
@@ -707,7 +704,7 @@
     </w:p>
     <w:p>
       <w:pPr>
-        <w:pStyle w:val="Normal1"/>
+        <w:pStyle w:val="LOnormal"/>
         <w:rPr>
           <w:rFonts w:ascii="Times New Roman" w:hAnsi="Times New Roman" w:eastAsia="Times New Roman" w:cs="Times New Roman"/>
         </w:rPr>
@@ -721,20 +718,20 @@
     </w:p>
     <w:p>
       <w:pPr>
-        <w:pStyle w:val="Normal1"/>
-        <w:rPr>
-          <w:rFonts w:ascii="Times New Roman" w:hAnsi="Times New Roman" w:eastAsia="Times New Roman" w:cs="Times New Roman"/>
-        </w:rPr>
-      </w:pPr>
-      <w:r>
-        <w:rPr>
-          <w:rFonts w:eastAsia="Times New Roman" w:cs="Times New Roman" w:ascii="Times New Roman" w:hAnsi="Times New Roman"/>
-        </w:rPr>
-      </w:r>
-    </w:p>
-    <w:p>
-      <w:pPr>
-        <w:pStyle w:val="Normal1"/>
+        <w:pStyle w:val="LOnormal"/>
+        <w:rPr>
+          <w:rFonts w:ascii="Times New Roman" w:hAnsi="Times New Roman" w:eastAsia="Times New Roman" w:cs="Times New Roman"/>
+        </w:rPr>
+      </w:pPr>
+      <w:r>
+        <w:rPr>
+          <w:rFonts w:eastAsia="Times New Roman" w:cs="Times New Roman" w:ascii="Times New Roman" w:hAnsi="Times New Roman"/>
+        </w:rPr>
+      </w:r>
+    </w:p>
+    <w:p>
+      <w:pPr>
+        <w:pStyle w:val="LOnormal"/>
         <w:rPr>
           <w:rFonts w:ascii="Times New Roman" w:hAnsi="Times New Roman" w:eastAsia="Times New Roman" w:cs="Times New Roman"/>
         </w:rPr>
@@ -748,7 +745,7 @@
     </w:p>
     <w:p>
       <w:pPr>
-        <w:pStyle w:val="Normal1"/>
+        <w:pStyle w:val="LOnormal"/>
         <w:rPr>
           <w:rFonts w:ascii="Times New Roman" w:hAnsi="Times New Roman" w:eastAsia="Times New Roman" w:cs="Times New Roman"/>
         </w:rPr>
@@ -762,7 +759,7 @@
     </w:p>
     <w:p>
       <w:pPr>
-        <w:pStyle w:val="Normal1"/>
+        <w:pStyle w:val="LOnormal"/>
         <w:rPr>
           <w:rFonts w:ascii="Times New Roman" w:hAnsi="Times New Roman" w:eastAsia="Times New Roman" w:cs="Times New Roman"/>
         </w:rPr>
@@ -776,7 +773,7 @@
     </w:p>
     <w:p>
       <w:pPr>
-        <w:pStyle w:val="Normal1"/>
+        <w:pStyle w:val="LOnormal"/>
         <w:rPr>
           <w:rFonts w:ascii="Times New Roman" w:hAnsi="Times New Roman" w:eastAsia="Times New Roman" w:cs="Times New Roman"/>
         </w:rPr>
@@ -790,33 +787,33 @@
     </w:p>
     <w:p>
       <w:pPr>
-        <w:pStyle w:val="Normal1"/>
-        <w:rPr>
-          <w:rFonts w:ascii="Times New Roman" w:hAnsi="Times New Roman" w:eastAsia="Times New Roman" w:cs="Times New Roman"/>
-        </w:rPr>
-      </w:pPr>
-      <w:r>
-        <w:rPr>
-          <w:rFonts w:eastAsia="Times New Roman" w:cs="Times New Roman" w:ascii="Times New Roman" w:hAnsi="Times New Roman"/>
-        </w:rPr>
-      </w:r>
-    </w:p>
-    <w:p>
-      <w:pPr>
-        <w:pStyle w:val="Normal1"/>
-        <w:rPr>
-          <w:rFonts w:ascii="Times New Roman" w:hAnsi="Times New Roman" w:eastAsia="Times New Roman" w:cs="Times New Roman"/>
-        </w:rPr>
-      </w:pPr>
-      <w:r>
-        <w:rPr>
-          <w:rFonts w:eastAsia="Times New Roman" w:cs="Times New Roman" w:ascii="Times New Roman" w:hAnsi="Times New Roman"/>
-        </w:rPr>
-      </w:r>
-    </w:p>
-    <w:p>
-      <w:pPr>
-        <w:pStyle w:val="Normal1"/>
+        <w:pStyle w:val="LOnormal"/>
+        <w:rPr>
+          <w:rFonts w:ascii="Times New Roman" w:hAnsi="Times New Roman" w:eastAsia="Times New Roman" w:cs="Times New Roman"/>
+        </w:rPr>
+      </w:pPr>
+      <w:r>
+        <w:rPr>
+          <w:rFonts w:eastAsia="Times New Roman" w:cs="Times New Roman" w:ascii="Times New Roman" w:hAnsi="Times New Roman"/>
+        </w:rPr>
+      </w:r>
+    </w:p>
+    <w:p>
+      <w:pPr>
+        <w:pStyle w:val="LOnormal"/>
+        <w:rPr>
+          <w:rFonts w:ascii="Times New Roman" w:hAnsi="Times New Roman" w:eastAsia="Times New Roman" w:cs="Times New Roman"/>
+        </w:rPr>
+      </w:pPr>
+      <w:r>
+        <w:rPr>
+          <w:rFonts w:eastAsia="Times New Roman" w:cs="Times New Roman" w:ascii="Times New Roman" w:hAnsi="Times New Roman"/>
+        </w:rPr>
+      </w:r>
+    </w:p>
+    <w:p>
+      <w:pPr>
+        <w:pStyle w:val="LOnormal"/>
         <w:rPr>
           <w:rFonts w:ascii="Times New Roman" w:hAnsi="Times New Roman" w:eastAsia="Times New Roman" w:cs="Times New Roman"/>
         </w:rPr>
@@ -830,7 +827,7 @@
     </w:p>
     <w:p>
       <w:pPr>
-        <w:pStyle w:val="Normal1"/>
+        <w:pStyle w:val="LOnormal"/>
         <w:rPr>
           <w:rFonts w:ascii="Times New Roman" w:hAnsi="Times New Roman" w:eastAsia="Times New Roman" w:cs="Times New Roman"/>
         </w:rPr>
@@ -844,7 +841,7 @@
     </w:p>
     <w:p>
       <w:pPr>
-        <w:pStyle w:val="Normal1"/>
+        <w:pStyle w:val="LOnormal"/>
         <w:rPr>
           <w:rFonts w:ascii="Times New Roman" w:hAnsi="Times New Roman" w:eastAsia="Times New Roman" w:cs="Times New Roman"/>
         </w:rPr>
@@ -858,7 +855,7 @@
     </w:p>
     <w:p>
       <w:pPr>
-        <w:pStyle w:val="Normal1"/>
+        <w:pStyle w:val="LOnormal"/>
         <w:rPr>
           <w:rFonts w:ascii="Times New Roman" w:hAnsi="Times New Roman" w:eastAsia="Times New Roman" w:cs="Times New Roman"/>
         </w:rPr>
@@ -872,20 +869,20 @@
     </w:p>
     <w:p>
       <w:pPr>
-        <w:pStyle w:val="Normal1"/>
-        <w:rPr>
-          <w:rFonts w:ascii="Times New Roman" w:hAnsi="Times New Roman" w:eastAsia="Times New Roman" w:cs="Times New Roman"/>
-        </w:rPr>
-      </w:pPr>
-      <w:r>
-        <w:rPr>
-          <w:rFonts w:eastAsia="Times New Roman" w:cs="Times New Roman" w:ascii="Times New Roman" w:hAnsi="Times New Roman"/>
-        </w:rPr>
-      </w:r>
-    </w:p>
-    <w:p>
-      <w:pPr>
-        <w:pStyle w:val="Normal1"/>
+        <w:pStyle w:val="LOnormal"/>
+        <w:rPr>
+          <w:rFonts w:ascii="Times New Roman" w:hAnsi="Times New Roman" w:eastAsia="Times New Roman" w:cs="Times New Roman"/>
+        </w:rPr>
+      </w:pPr>
+      <w:r>
+        <w:rPr>
+          <w:rFonts w:eastAsia="Times New Roman" w:cs="Times New Roman" w:ascii="Times New Roman" w:hAnsi="Times New Roman"/>
+        </w:rPr>
+      </w:r>
+    </w:p>
+    <w:p>
+      <w:pPr>
+        <w:pStyle w:val="LOnormal"/>
         <w:rPr>
           <w:rFonts w:ascii="Times New Roman" w:hAnsi="Times New Roman" w:eastAsia="Times New Roman" w:cs="Times New Roman"/>
         </w:rPr>
@@ -899,7 +896,7 @@
     </w:p>
     <w:p>
       <w:pPr>
-        <w:pStyle w:val="Normal1"/>
+        <w:pStyle w:val="LOnormal"/>
         <w:rPr>
           <w:rFonts w:ascii="Times New Roman" w:hAnsi="Times New Roman" w:eastAsia="Times New Roman" w:cs="Times New Roman"/>
         </w:rPr>
@@ -913,7 +910,7 @@
     </w:p>
     <w:p>
       <w:pPr>
-        <w:pStyle w:val="Normal1"/>
+        <w:pStyle w:val="LOnormal"/>
         <w:rPr>
           <w:rFonts w:ascii="Times New Roman" w:hAnsi="Times New Roman" w:eastAsia="Times New Roman" w:cs="Times New Roman"/>
         </w:rPr>
@@ -927,7 +924,7 @@
     </w:p>
     <w:p>
       <w:pPr>
-        <w:pStyle w:val="Normal1"/>
+        <w:pStyle w:val="LOnormal"/>
         <w:rPr>
           <w:rFonts w:ascii="Times New Roman" w:hAnsi="Times New Roman" w:eastAsia="Times New Roman" w:cs="Times New Roman"/>
         </w:rPr>
@@ -941,20 +938,20 @@
     </w:p>
     <w:p>
       <w:pPr>
-        <w:pStyle w:val="Normal1"/>
-        <w:rPr>
-          <w:rFonts w:ascii="Times New Roman" w:hAnsi="Times New Roman" w:eastAsia="Times New Roman" w:cs="Times New Roman"/>
-        </w:rPr>
-      </w:pPr>
-      <w:r>
-        <w:rPr>
-          <w:rFonts w:eastAsia="Times New Roman" w:cs="Times New Roman" w:ascii="Times New Roman" w:hAnsi="Times New Roman"/>
-        </w:rPr>
-      </w:r>
-    </w:p>
-    <w:p>
-      <w:pPr>
-        <w:pStyle w:val="Normal1"/>
+        <w:pStyle w:val="LOnormal"/>
+        <w:rPr>
+          <w:rFonts w:ascii="Times New Roman" w:hAnsi="Times New Roman" w:eastAsia="Times New Roman" w:cs="Times New Roman"/>
+        </w:rPr>
+      </w:pPr>
+      <w:r>
+        <w:rPr>
+          <w:rFonts w:eastAsia="Times New Roman" w:cs="Times New Roman" w:ascii="Times New Roman" w:hAnsi="Times New Roman"/>
+        </w:rPr>
+      </w:r>
+    </w:p>
+    <w:p>
+      <w:pPr>
+        <w:pStyle w:val="LOnormal"/>
         <w:rPr>
           <w:rFonts w:ascii="Times New Roman" w:hAnsi="Times New Roman" w:eastAsia="Times New Roman" w:cs="Times New Roman"/>
         </w:rPr>
@@ -968,20 +965,20 @@
     </w:p>
     <w:p>
       <w:pPr>
-        <w:pStyle w:val="Normal1"/>
-        <w:rPr>
-          <w:rFonts w:ascii="Times New Roman" w:hAnsi="Times New Roman" w:eastAsia="Times New Roman" w:cs="Times New Roman"/>
-        </w:rPr>
-      </w:pPr>
-      <w:r>
-        <w:rPr>
-          <w:rFonts w:eastAsia="Times New Roman" w:cs="Times New Roman" w:ascii="Times New Roman" w:hAnsi="Times New Roman"/>
-        </w:rPr>
-      </w:r>
-    </w:p>
-    <w:p>
-      <w:pPr>
-        <w:pStyle w:val="Normal1"/>
+        <w:pStyle w:val="LOnormal"/>
+        <w:rPr>
+          <w:rFonts w:ascii="Times New Roman" w:hAnsi="Times New Roman" w:eastAsia="Times New Roman" w:cs="Times New Roman"/>
+        </w:rPr>
+      </w:pPr>
+      <w:r>
+        <w:rPr>
+          <w:rFonts w:eastAsia="Times New Roman" w:cs="Times New Roman" w:ascii="Times New Roman" w:hAnsi="Times New Roman"/>
+        </w:rPr>
+      </w:r>
+    </w:p>
+    <w:p>
+      <w:pPr>
+        <w:pStyle w:val="LOnormal"/>
         <w:rPr>
           <w:rFonts w:ascii="Times New Roman" w:hAnsi="Times New Roman" w:eastAsia="Times New Roman" w:cs="Times New Roman"/>
         </w:rPr>
@@ -995,7 +992,7 @@
     </w:p>
     <w:p>
       <w:pPr>
-        <w:pStyle w:val="Normal1"/>
+        <w:pStyle w:val="LOnormal"/>
         <w:rPr>
           <w:rFonts w:ascii="Times New Roman" w:hAnsi="Times New Roman" w:eastAsia="Times New Roman" w:cs="Times New Roman"/>
         </w:rPr>
@@ -1015,7 +1012,7 @@
     </w:p>
     <w:p>
       <w:pPr>
-        <w:pStyle w:val="Normal1"/>
+        <w:pStyle w:val="LOnormal"/>
         <w:rPr>
           <w:rFonts w:ascii="Times New Roman" w:hAnsi="Times New Roman" w:eastAsia="Times New Roman" w:cs="Times New Roman"/>
         </w:rPr>
@@ -1035,7 +1032,7 @@
     </w:p>
     <w:p>
       <w:pPr>
-        <w:pStyle w:val="Normal1"/>
+        <w:pStyle w:val="LOnormal"/>
         <w:rPr>
           <w:rFonts w:ascii="Times New Roman" w:hAnsi="Times New Roman" w:eastAsia="Times New Roman" w:cs="Times New Roman"/>
         </w:rPr>
@@ -1055,46 +1052,46 @@
     </w:p>
     <w:p>
       <w:pPr>
-        <w:pStyle w:val="Normal1"/>
-        <w:rPr>
-          <w:rFonts w:ascii="Times New Roman" w:hAnsi="Times New Roman" w:eastAsia="Times New Roman" w:cs="Times New Roman"/>
-        </w:rPr>
-      </w:pPr>
-      <w:r>
-        <w:rPr>
-          <w:rFonts w:eastAsia="Times New Roman" w:cs="Times New Roman" w:ascii="Times New Roman" w:hAnsi="Times New Roman"/>
-        </w:rPr>
-      </w:r>
-    </w:p>
-    <w:p>
-      <w:pPr>
-        <w:pStyle w:val="Normal1"/>
-        <w:rPr>
-          <w:rFonts w:ascii="Times New Roman" w:hAnsi="Times New Roman" w:eastAsia="Times New Roman" w:cs="Times New Roman"/>
-        </w:rPr>
-      </w:pPr>
-      <w:r>
-        <w:rPr>
-          <w:rFonts w:eastAsia="Times New Roman" w:cs="Times New Roman" w:ascii="Times New Roman" w:hAnsi="Times New Roman"/>
-        </w:rPr>
-      </w:r>
-    </w:p>
-    <w:p>
-      <w:pPr>
-        <w:pStyle w:val="Normal1"/>
-        <w:rPr>
-          <w:rFonts w:ascii="Times New Roman" w:hAnsi="Times New Roman" w:eastAsia="Times New Roman" w:cs="Times New Roman"/>
-        </w:rPr>
-      </w:pPr>
-      <w:r>
-        <w:rPr>
-          <w:rFonts w:eastAsia="Times New Roman" w:cs="Times New Roman" w:ascii="Times New Roman" w:hAnsi="Times New Roman"/>
-        </w:rPr>
-      </w:r>
-    </w:p>
-    <w:p>
-      <w:pPr>
-        <w:pStyle w:val="Normal1"/>
+        <w:pStyle w:val="LOnormal"/>
+        <w:rPr>
+          <w:rFonts w:ascii="Times New Roman" w:hAnsi="Times New Roman" w:eastAsia="Times New Roman" w:cs="Times New Roman"/>
+        </w:rPr>
+      </w:pPr>
+      <w:r>
+        <w:rPr>
+          <w:rFonts w:eastAsia="Times New Roman" w:cs="Times New Roman" w:ascii="Times New Roman" w:hAnsi="Times New Roman"/>
+        </w:rPr>
+      </w:r>
+    </w:p>
+    <w:p>
+      <w:pPr>
+        <w:pStyle w:val="LOnormal"/>
+        <w:rPr>
+          <w:rFonts w:ascii="Times New Roman" w:hAnsi="Times New Roman" w:eastAsia="Times New Roman" w:cs="Times New Roman"/>
+        </w:rPr>
+      </w:pPr>
+      <w:r>
+        <w:rPr>
+          <w:rFonts w:eastAsia="Times New Roman" w:cs="Times New Roman" w:ascii="Times New Roman" w:hAnsi="Times New Roman"/>
+        </w:rPr>
+      </w:r>
+    </w:p>
+    <w:p>
+      <w:pPr>
+        <w:pStyle w:val="LOnormal"/>
+        <w:rPr>
+          <w:rFonts w:ascii="Times New Roman" w:hAnsi="Times New Roman" w:eastAsia="Times New Roman" w:cs="Times New Roman"/>
+        </w:rPr>
+      </w:pPr>
+      <w:r>
+        <w:rPr>
+          <w:rFonts w:eastAsia="Times New Roman" w:cs="Times New Roman" w:ascii="Times New Roman" w:hAnsi="Times New Roman"/>
+        </w:rPr>
+      </w:r>
+    </w:p>
+    <w:p>
+      <w:pPr>
+        <w:pStyle w:val="LOnormal"/>
         <w:rPr>
           <w:rFonts w:ascii="Times New Roman" w:hAnsi="Times New Roman" w:eastAsia="Times New Roman" w:cs="Times New Roman"/>
         </w:rPr>
@@ -1108,7 +1105,7 @@
     </w:p>
     <w:p>
       <w:pPr>
-        <w:pStyle w:val="Normal1"/>
+        <w:pStyle w:val="LOnormal"/>
         <w:rPr>
           <w:rFonts w:ascii="Times New Roman" w:hAnsi="Times New Roman" w:eastAsia="Times New Roman" w:cs="Times New Roman"/>
         </w:rPr>
@@ -1122,20 +1119,20 @@
     </w:p>
     <w:p>
       <w:pPr>
-        <w:pStyle w:val="Normal1"/>
-        <w:rPr>
-          <w:rFonts w:ascii="Times New Roman" w:hAnsi="Times New Roman" w:eastAsia="Times New Roman" w:cs="Times New Roman"/>
-        </w:rPr>
-      </w:pPr>
-      <w:r>
-        <w:rPr>
-          <w:rFonts w:eastAsia="Times New Roman" w:cs="Times New Roman" w:ascii="Times New Roman" w:hAnsi="Times New Roman"/>
-        </w:rPr>
-      </w:r>
-    </w:p>
-    <w:p>
-      <w:pPr>
-        <w:pStyle w:val="Normal1"/>
+        <w:pStyle w:val="LOnormal"/>
+        <w:rPr>
+          <w:rFonts w:ascii="Times New Roman" w:hAnsi="Times New Roman" w:eastAsia="Times New Roman" w:cs="Times New Roman"/>
+        </w:rPr>
+      </w:pPr>
+      <w:r>
+        <w:rPr>
+          <w:rFonts w:eastAsia="Times New Roman" w:cs="Times New Roman" w:ascii="Times New Roman" w:hAnsi="Times New Roman"/>
+        </w:rPr>
+      </w:r>
+    </w:p>
+    <w:p>
+      <w:pPr>
+        <w:pStyle w:val="LOnormal"/>
         <w:rPr>
           <w:rFonts w:ascii="Times New Roman" w:hAnsi="Times New Roman" w:eastAsia="Times New Roman" w:cs="Times New Roman"/>
         </w:rPr>
@@ -1149,46 +1146,46 @@
     </w:p>
     <w:p>
       <w:pPr>
-        <w:pStyle w:val="Normal1"/>
-        <w:rPr>
-          <w:rFonts w:ascii="Times New Roman" w:hAnsi="Times New Roman" w:eastAsia="Times New Roman" w:cs="Times New Roman"/>
-        </w:rPr>
-      </w:pPr>
-      <w:r>
-        <w:rPr>
-          <w:rFonts w:eastAsia="Times New Roman" w:cs="Times New Roman" w:ascii="Times New Roman" w:hAnsi="Times New Roman"/>
-        </w:rPr>
-      </w:r>
-    </w:p>
-    <w:p>
-      <w:pPr>
-        <w:pStyle w:val="Normal1"/>
-        <w:rPr>
-          <w:rFonts w:ascii="Times New Roman" w:hAnsi="Times New Roman" w:eastAsia="Times New Roman" w:cs="Times New Roman"/>
-        </w:rPr>
-      </w:pPr>
-      <w:r>
-        <w:rPr>
-          <w:rFonts w:eastAsia="Times New Roman" w:cs="Times New Roman" w:ascii="Times New Roman" w:hAnsi="Times New Roman"/>
-        </w:rPr>
-      </w:r>
-    </w:p>
-    <w:p>
-      <w:pPr>
-        <w:pStyle w:val="Normal1"/>
-        <w:rPr>
-          <w:rFonts w:ascii="Times New Roman" w:hAnsi="Times New Roman" w:eastAsia="Times New Roman" w:cs="Times New Roman"/>
-        </w:rPr>
-      </w:pPr>
-      <w:r>
-        <w:rPr>
-          <w:rFonts w:eastAsia="Times New Roman" w:cs="Times New Roman" w:ascii="Times New Roman" w:hAnsi="Times New Roman"/>
-        </w:rPr>
-      </w:r>
-    </w:p>
-    <w:p>
-      <w:pPr>
-        <w:pStyle w:val="Normal1"/>
+        <w:pStyle w:val="LOnormal"/>
+        <w:rPr>
+          <w:rFonts w:ascii="Times New Roman" w:hAnsi="Times New Roman" w:eastAsia="Times New Roman" w:cs="Times New Roman"/>
+        </w:rPr>
+      </w:pPr>
+      <w:r>
+        <w:rPr>
+          <w:rFonts w:eastAsia="Times New Roman" w:cs="Times New Roman" w:ascii="Times New Roman" w:hAnsi="Times New Roman"/>
+        </w:rPr>
+      </w:r>
+    </w:p>
+    <w:p>
+      <w:pPr>
+        <w:pStyle w:val="LOnormal"/>
+        <w:rPr>
+          <w:rFonts w:ascii="Times New Roman" w:hAnsi="Times New Roman" w:eastAsia="Times New Roman" w:cs="Times New Roman"/>
+        </w:rPr>
+      </w:pPr>
+      <w:r>
+        <w:rPr>
+          <w:rFonts w:eastAsia="Times New Roman" w:cs="Times New Roman" w:ascii="Times New Roman" w:hAnsi="Times New Roman"/>
+        </w:rPr>
+      </w:r>
+    </w:p>
+    <w:p>
+      <w:pPr>
+        <w:pStyle w:val="LOnormal"/>
+        <w:rPr>
+          <w:rFonts w:ascii="Times New Roman" w:hAnsi="Times New Roman" w:eastAsia="Times New Roman" w:cs="Times New Roman"/>
+        </w:rPr>
+      </w:pPr>
+      <w:r>
+        <w:rPr>
+          <w:rFonts w:eastAsia="Times New Roman" w:cs="Times New Roman" w:ascii="Times New Roman" w:hAnsi="Times New Roman"/>
+        </w:rPr>
+      </w:r>
+    </w:p>
+    <w:p>
+      <w:pPr>
+        <w:pStyle w:val="LOnormal"/>
         <w:rPr>
           <w:rFonts w:ascii="Times New Roman" w:hAnsi="Times New Roman" w:eastAsia="Times New Roman" w:cs="Times New Roman"/>
         </w:rPr>
@@ -1202,7 +1199,7 @@
     </w:p>
     <w:p>
       <w:pPr>
-        <w:pStyle w:val="Normal1"/>
+        <w:pStyle w:val="LOnormal"/>
         <w:rPr>
           <w:rFonts w:ascii="Times New Roman" w:hAnsi="Times New Roman" w:eastAsia="Times New Roman" w:cs="Times New Roman"/>
         </w:rPr>
@@ -1216,7 +1213,7 @@
     </w:p>
     <w:p>
       <w:pPr>
-        <w:pStyle w:val="Normal1"/>
+        <w:pStyle w:val="LOnormal"/>
         <w:rPr>
           <w:rFonts w:ascii="Times New Roman" w:hAnsi="Times New Roman" w:eastAsia="Times New Roman" w:cs="Times New Roman"/>
         </w:rPr>
@@ -1230,59 +1227,59 @@
     </w:p>
     <w:p>
       <w:pPr>
-        <w:pStyle w:val="Normal1"/>
-        <w:rPr>
-          <w:rFonts w:ascii="Times New Roman" w:hAnsi="Times New Roman" w:eastAsia="Times New Roman" w:cs="Times New Roman"/>
-        </w:rPr>
-      </w:pPr>
-      <w:r>
-        <w:rPr>
-          <w:rFonts w:eastAsia="Times New Roman" w:cs="Times New Roman" w:ascii="Times New Roman" w:hAnsi="Times New Roman"/>
-        </w:rPr>
-      </w:r>
-    </w:p>
-    <w:p>
-      <w:pPr>
-        <w:pStyle w:val="Normal1"/>
-        <w:rPr>
-          <w:rFonts w:ascii="Times New Roman" w:hAnsi="Times New Roman" w:eastAsia="Times New Roman" w:cs="Times New Roman"/>
-        </w:rPr>
-      </w:pPr>
-      <w:r>
-        <w:rPr>
-          <w:rFonts w:eastAsia="Times New Roman" w:cs="Times New Roman" w:ascii="Times New Roman" w:hAnsi="Times New Roman"/>
-        </w:rPr>
-      </w:r>
-    </w:p>
-    <w:p>
-      <w:pPr>
-        <w:pStyle w:val="Normal1"/>
-        <w:rPr>
-          <w:rFonts w:ascii="Times New Roman" w:hAnsi="Times New Roman" w:eastAsia="Times New Roman" w:cs="Times New Roman"/>
-        </w:rPr>
-      </w:pPr>
-      <w:r>
-        <w:rPr>
-          <w:rFonts w:eastAsia="Times New Roman" w:cs="Times New Roman" w:ascii="Times New Roman" w:hAnsi="Times New Roman"/>
-        </w:rPr>
-      </w:r>
-    </w:p>
-    <w:p>
-      <w:pPr>
-        <w:pStyle w:val="Normal1"/>
-        <w:rPr>
-          <w:rFonts w:ascii="Times New Roman" w:hAnsi="Times New Roman" w:eastAsia="Times New Roman" w:cs="Times New Roman"/>
-        </w:rPr>
-      </w:pPr>
-      <w:r>
-        <w:rPr>
-          <w:rFonts w:eastAsia="Times New Roman" w:cs="Times New Roman" w:ascii="Times New Roman" w:hAnsi="Times New Roman"/>
-        </w:rPr>
-      </w:r>
-    </w:p>
-    <w:p>
-      <w:pPr>
-        <w:pStyle w:val="Normal1"/>
+        <w:pStyle w:val="LOnormal"/>
+        <w:rPr>
+          <w:rFonts w:ascii="Times New Roman" w:hAnsi="Times New Roman" w:eastAsia="Times New Roman" w:cs="Times New Roman"/>
+        </w:rPr>
+      </w:pPr>
+      <w:r>
+        <w:rPr>
+          <w:rFonts w:eastAsia="Times New Roman" w:cs="Times New Roman" w:ascii="Times New Roman" w:hAnsi="Times New Roman"/>
+        </w:rPr>
+      </w:r>
+    </w:p>
+    <w:p>
+      <w:pPr>
+        <w:pStyle w:val="LOnormal"/>
+        <w:rPr>
+          <w:rFonts w:ascii="Times New Roman" w:hAnsi="Times New Roman" w:eastAsia="Times New Roman" w:cs="Times New Roman"/>
+        </w:rPr>
+      </w:pPr>
+      <w:r>
+        <w:rPr>
+          <w:rFonts w:eastAsia="Times New Roman" w:cs="Times New Roman" w:ascii="Times New Roman" w:hAnsi="Times New Roman"/>
+        </w:rPr>
+      </w:r>
+    </w:p>
+    <w:p>
+      <w:pPr>
+        <w:pStyle w:val="LOnormal"/>
+        <w:rPr>
+          <w:rFonts w:ascii="Times New Roman" w:hAnsi="Times New Roman" w:eastAsia="Times New Roman" w:cs="Times New Roman"/>
+        </w:rPr>
+      </w:pPr>
+      <w:r>
+        <w:rPr>
+          <w:rFonts w:eastAsia="Times New Roman" w:cs="Times New Roman" w:ascii="Times New Roman" w:hAnsi="Times New Roman"/>
+        </w:rPr>
+      </w:r>
+    </w:p>
+    <w:p>
+      <w:pPr>
+        <w:pStyle w:val="LOnormal"/>
+        <w:rPr>
+          <w:rFonts w:ascii="Times New Roman" w:hAnsi="Times New Roman" w:eastAsia="Times New Roman" w:cs="Times New Roman"/>
+        </w:rPr>
+      </w:pPr>
+      <w:r>
+        <w:rPr>
+          <w:rFonts w:eastAsia="Times New Roman" w:cs="Times New Roman" w:ascii="Times New Roman" w:hAnsi="Times New Roman"/>
+        </w:rPr>
+      </w:r>
+    </w:p>
+    <w:p>
+      <w:pPr>
+        <w:pStyle w:val="LOnormal"/>
         <w:rPr>
           <w:rFonts w:ascii="Times New Roman" w:hAnsi="Times New Roman" w:eastAsia="Times New Roman" w:cs="Times New Roman"/>
           <w:b/>
@@ -1303,20 +1300,20 @@
     </w:p>
     <w:p>
       <w:pPr>
-        <w:pStyle w:val="Normal1"/>
-        <w:rPr>
-          <w:rFonts w:ascii="Times New Roman" w:hAnsi="Times New Roman" w:eastAsia="Times New Roman" w:cs="Times New Roman"/>
-        </w:rPr>
-      </w:pPr>
-      <w:r>
-        <w:rPr>
-          <w:rFonts w:eastAsia="Times New Roman" w:cs="Times New Roman" w:ascii="Times New Roman" w:hAnsi="Times New Roman"/>
-        </w:rPr>
-      </w:r>
-    </w:p>
-    <w:p>
-      <w:pPr>
-        <w:pStyle w:val="Normal1"/>
+        <w:pStyle w:val="LOnormal"/>
+        <w:rPr>
+          <w:rFonts w:ascii="Times New Roman" w:hAnsi="Times New Roman" w:eastAsia="Times New Roman" w:cs="Times New Roman"/>
+        </w:rPr>
+      </w:pPr>
+      <w:r>
+        <w:rPr>
+          <w:rFonts w:eastAsia="Times New Roman" w:cs="Times New Roman" w:ascii="Times New Roman" w:hAnsi="Times New Roman"/>
+        </w:rPr>
+      </w:r>
+    </w:p>
+    <w:p>
+      <w:pPr>
+        <w:pStyle w:val="LOnormal"/>
         <w:rPr>
           <w:rFonts w:ascii="Times New Roman" w:hAnsi="Times New Roman" w:eastAsia="Times New Roman" w:cs="Times New Roman"/>
         </w:rPr>
@@ -1330,7 +1327,7 @@
     </w:p>
     <w:p>
       <w:pPr>
-        <w:pStyle w:val="Normal1"/>
+        <w:pStyle w:val="LOnormal"/>
         <w:rPr>
           <w:rFonts w:ascii="Times New Roman" w:hAnsi="Times New Roman" w:eastAsia="Times New Roman" w:cs="Times New Roman"/>
         </w:rPr>
@@ -1344,20 +1341,20 @@
     </w:p>
     <w:p>
       <w:pPr>
-        <w:pStyle w:val="Normal1"/>
-        <w:rPr>
-          <w:rFonts w:ascii="Times New Roman" w:hAnsi="Times New Roman" w:eastAsia="Times New Roman" w:cs="Times New Roman"/>
-        </w:rPr>
-      </w:pPr>
-      <w:r>
-        <w:rPr>
-          <w:rFonts w:eastAsia="Times New Roman" w:cs="Times New Roman" w:ascii="Times New Roman" w:hAnsi="Times New Roman"/>
-        </w:rPr>
-      </w:r>
-    </w:p>
-    <w:p>
-      <w:pPr>
-        <w:pStyle w:val="Normal1"/>
+        <w:pStyle w:val="LOnormal"/>
+        <w:rPr>
+          <w:rFonts w:ascii="Times New Roman" w:hAnsi="Times New Roman" w:eastAsia="Times New Roman" w:cs="Times New Roman"/>
+        </w:rPr>
+      </w:pPr>
+      <w:r>
+        <w:rPr>
+          <w:rFonts w:eastAsia="Times New Roman" w:cs="Times New Roman" w:ascii="Times New Roman" w:hAnsi="Times New Roman"/>
+        </w:rPr>
+      </w:r>
+    </w:p>
+    <w:p>
+      <w:pPr>
+        <w:pStyle w:val="LOnormal"/>
         <w:rPr>
           <w:rFonts w:ascii="Times New Roman" w:hAnsi="Times New Roman" w:eastAsia="Times New Roman" w:cs="Times New Roman"/>
         </w:rPr>
@@ -1371,7 +1368,7 @@
     </w:p>
     <w:p>
       <w:pPr>
-        <w:pStyle w:val="Normal1"/>
+        <w:pStyle w:val="LOnormal"/>
         <w:rPr>
           <w:rFonts w:ascii="Times New Roman" w:hAnsi="Times New Roman" w:eastAsia="Times New Roman" w:cs="Times New Roman"/>
         </w:rPr>
@@ -1385,7 +1382,7 @@
     </w:p>
     <w:p>
       <w:pPr>
-        <w:pStyle w:val="Normal1"/>
+        <w:pStyle w:val="LOnormal"/>
         <w:rPr>
           <w:rFonts w:ascii="Times New Roman" w:hAnsi="Times New Roman" w:eastAsia="Times New Roman" w:cs="Times New Roman"/>
         </w:rPr>
@@ -1405,7 +1402,7 @@
     </w:p>
     <w:p>
       <w:pPr>
-        <w:pStyle w:val="Normal1"/>
+        <w:pStyle w:val="LOnormal"/>
         <w:rPr>
           <w:rFonts w:ascii="Times New Roman" w:hAnsi="Times New Roman" w:eastAsia="Times New Roman" w:cs="Times New Roman"/>
         </w:rPr>
@@ -1425,7 +1422,7 @@
     </w:p>
     <w:p>
       <w:pPr>
-        <w:pStyle w:val="Normal1"/>
+        <w:pStyle w:val="LOnormal"/>
         <w:rPr>
           <w:rFonts w:ascii="Times New Roman" w:hAnsi="Times New Roman" w:eastAsia="Times New Roman" w:cs="Times New Roman"/>
         </w:rPr>
@@ -1439,20 +1436,20 @@
     </w:p>
     <w:p>
       <w:pPr>
-        <w:pStyle w:val="Normal1"/>
-        <w:rPr>
-          <w:rFonts w:ascii="Times New Roman" w:hAnsi="Times New Roman" w:eastAsia="Times New Roman" w:cs="Times New Roman"/>
-        </w:rPr>
-      </w:pPr>
-      <w:r>
-        <w:rPr>
-          <w:rFonts w:eastAsia="Times New Roman" w:cs="Times New Roman" w:ascii="Times New Roman" w:hAnsi="Times New Roman"/>
-        </w:rPr>
-      </w:r>
-    </w:p>
-    <w:p>
-      <w:pPr>
-        <w:pStyle w:val="Normal1"/>
+        <w:pStyle w:val="LOnormal"/>
+        <w:rPr>
+          <w:rFonts w:ascii="Times New Roman" w:hAnsi="Times New Roman" w:eastAsia="Times New Roman" w:cs="Times New Roman"/>
+        </w:rPr>
+      </w:pPr>
+      <w:r>
+        <w:rPr>
+          <w:rFonts w:eastAsia="Times New Roman" w:cs="Times New Roman" w:ascii="Times New Roman" w:hAnsi="Times New Roman"/>
+        </w:rPr>
+      </w:r>
+    </w:p>
+    <w:p>
+      <w:pPr>
+        <w:pStyle w:val="LOnormal"/>
         <w:rPr>
           <w:rFonts w:ascii="Times New Roman" w:hAnsi="Times New Roman" w:eastAsia="Times New Roman" w:cs="Times New Roman"/>
         </w:rPr>
@@ -1466,7 +1463,7 @@
     </w:p>
     <w:p>
       <w:pPr>
-        <w:pStyle w:val="Normal1"/>
+        <w:pStyle w:val="LOnormal"/>
         <w:rPr>
           <w:rFonts w:ascii="Times New Roman" w:hAnsi="Times New Roman" w:eastAsia="Times New Roman" w:cs="Times New Roman"/>
         </w:rPr>
@@ -1486,7 +1483,7 @@
     </w:p>
     <w:p>
       <w:pPr>
-        <w:pStyle w:val="Normal1"/>
+        <w:pStyle w:val="LOnormal"/>
         <w:rPr>
           <w:rFonts w:ascii="Times New Roman" w:hAnsi="Times New Roman" w:eastAsia="Times New Roman" w:cs="Times New Roman"/>
         </w:rPr>
@@ -1506,20 +1503,20 @@
     </w:p>
     <w:p>
       <w:pPr>
-        <w:pStyle w:val="Normal1"/>
-        <w:rPr>
-          <w:rFonts w:ascii="Times New Roman" w:hAnsi="Times New Roman" w:eastAsia="Times New Roman" w:cs="Times New Roman"/>
-        </w:rPr>
-      </w:pPr>
-      <w:r>
-        <w:rPr>
-          <w:rFonts w:eastAsia="Times New Roman" w:cs="Times New Roman" w:ascii="Times New Roman" w:hAnsi="Times New Roman"/>
-        </w:rPr>
-      </w:r>
-    </w:p>
-    <w:p>
-      <w:pPr>
-        <w:pStyle w:val="Normal1"/>
+        <w:pStyle w:val="LOnormal"/>
+        <w:rPr>
+          <w:rFonts w:ascii="Times New Roman" w:hAnsi="Times New Roman" w:eastAsia="Times New Roman" w:cs="Times New Roman"/>
+        </w:rPr>
+      </w:pPr>
+      <w:r>
+        <w:rPr>
+          <w:rFonts w:eastAsia="Times New Roman" w:cs="Times New Roman" w:ascii="Times New Roman" w:hAnsi="Times New Roman"/>
+        </w:rPr>
+      </w:r>
+    </w:p>
+    <w:p>
+      <w:pPr>
+        <w:pStyle w:val="LOnormal"/>
         <w:rPr>
           <w:rFonts w:ascii="Times New Roman" w:hAnsi="Times New Roman" w:eastAsia="Times New Roman" w:cs="Times New Roman"/>
         </w:rPr>
@@ -1539,7 +1536,7 @@
     </w:p>
     <w:p>
       <w:pPr>
-        <w:pStyle w:val="Normal1"/>
+        <w:pStyle w:val="LOnormal"/>
         <w:rPr>
           <w:rFonts w:ascii="Times New Roman" w:hAnsi="Times New Roman" w:eastAsia="Times New Roman" w:cs="Times New Roman"/>
         </w:rPr>
@@ -1559,20 +1556,20 @@
     </w:p>
     <w:p>
       <w:pPr>
-        <w:pStyle w:val="Normal1"/>
-        <w:rPr>
-          <w:rFonts w:ascii="Times New Roman" w:hAnsi="Times New Roman" w:eastAsia="Times New Roman" w:cs="Times New Roman"/>
-        </w:rPr>
-      </w:pPr>
-      <w:r>
-        <w:rPr>
-          <w:rFonts w:eastAsia="Times New Roman" w:cs="Times New Roman" w:ascii="Times New Roman" w:hAnsi="Times New Roman"/>
-        </w:rPr>
-      </w:r>
-    </w:p>
-    <w:p>
-      <w:pPr>
-        <w:pStyle w:val="Normal1"/>
+        <w:pStyle w:val="LOnormal"/>
+        <w:rPr>
+          <w:rFonts w:ascii="Times New Roman" w:hAnsi="Times New Roman" w:eastAsia="Times New Roman" w:cs="Times New Roman"/>
+        </w:rPr>
+      </w:pPr>
+      <w:r>
+        <w:rPr>
+          <w:rFonts w:eastAsia="Times New Roman" w:cs="Times New Roman" w:ascii="Times New Roman" w:hAnsi="Times New Roman"/>
+        </w:rPr>
+      </w:r>
+    </w:p>
+    <w:p>
+      <w:pPr>
+        <w:pStyle w:val="LOnormal"/>
         <w:rPr>
           <w:rFonts w:ascii="Times New Roman" w:hAnsi="Times New Roman" w:eastAsia="Times New Roman" w:cs="Times New Roman"/>
         </w:rPr>
@@ -1592,7 +1589,7 @@
     </w:p>
     <w:p>
       <w:pPr>
-        <w:pStyle w:val="Normal1"/>
+        <w:pStyle w:val="LOnormal"/>
         <w:rPr>
           <w:rFonts w:ascii="Times New Roman" w:hAnsi="Times New Roman" w:eastAsia="Times New Roman" w:cs="Times New Roman"/>
         </w:rPr>
@@ -1612,7 +1609,7 @@
     </w:p>
     <w:p>
       <w:pPr>
-        <w:pStyle w:val="Normal1"/>
+        <w:pStyle w:val="LOnormal"/>
         <w:rPr>
           <w:rFonts w:ascii="Times New Roman" w:hAnsi="Times New Roman" w:eastAsia="Times New Roman" w:cs="Times New Roman"/>
         </w:rPr>
@@ -1632,20 +1629,20 @@
     </w:p>
     <w:p>
       <w:pPr>
-        <w:pStyle w:val="Normal1"/>
-        <w:rPr>
-          <w:rFonts w:ascii="Times New Roman" w:hAnsi="Times New Roman" w:eastAsia="Times New Roman" w:cs="Times New Roman"/>
-        </w:rPr>
-      </w:pPr>
-      <w:r>
-        <w:rPr>
-          <w:rFonts w:eastAsia="Times New Roman" w:cs="Times New Roman" w:ascii="Times New Roman" w:hAnsi="Times New Roman"/>
-        </w:rPr>
-      </w:r>
-    </w:p>
-    <w:p>
-      <w:pPr>
-        <w:pStyle w:val="Normal1"/>
+        <w:pStyle w:val="LOnormal"/>
+        <w:rPr>
+          <w:rFonts w:ascii="Times New Roman" w:hAnsi="Times New Roman" w:eastAsia="Times New Roman" w:cs="Times New Roman"/>
+        </w:rPr>
+      </w:pPr>
+      <w:r>
+        <w:rPr>
+          <w:rFonts w:eastAsia="Times New Roman" w:cs="Times New Roman" w:ascii="Times New Roman" w:hAnsi="Times New Roman"/>
+        </w:rPr>
+      </w:r>
+    </w:p>
+    <w:p>
+      <w:pPr>
+        <w:pStyle w:val="LOnormal"/>
         <w:rPr>
           <w:rFonts w:ascii="Times New Roman" w:hAnsi="Times New Roman" w:eastAsia="Times New Roman" w:cs="Times New Roman"/>
         </w:rPr>
@@ -1665,7 +1662,7 @@
     </w:p>
     <w:p>
       <w:pPr>
-        <w:pStyle w:val="Normal1"/>
+        <w:pStyle w:val="LOnormal"/>
         <w:rPr>
           <w:rFonts w:ascii="Times New Roman" w:hAnsi="Times New Roman" w:eastAsia="Times New Roman" w:cs="Times New Roman"/>
         </w:rPr>
@@ -1685,7 +1682,7 @@
     </w:p>
     <w:p>
       <w:pPr>
-        <w:pStyle w:val="Normal1"/>
+        <w:pStyle w:val="LOnormal"/>
         <w:rPr>
           <w:rFonts w:ascii="Times New Roman" w:hAnsi="Times New Roman" w:eastAsia="Times New Roman" w:cs="Times New Roman"/>
         </w:rPr>
@@ -1705,7 +1702,7 @@
     </w:p>
     <w:p>
       <w:pPr>
-        <w:pStyle w:val="Normal1"/>
+        <w:pStyle w:val="LOnormal"/>
         <w:rPr>
           <w:rFonts w:ascii="Times New Roman" w:hAnsi="Times New Roman" w:eastAsia="Times New Roman" w:cs="Times New Roman"/>
         </w:rPr>
@@ -1725,7 +1722,7 @@
     </w:p>
     <w:p>
       <w:pPr>
-        <w:pStyle w:val="Normal1"/>
+        <w:pStyle w:val="LOnormal"/>
         <w:rPr>
           <w:rFonts w:ascii="Times New Roman" w:hAnsi="Times New Roman" w:eastAsia="Times New Roman" w:cs="Times New Roman"/>
         </w:rPr>
@@ -1739,7 +1736,7 @@
     </w:p>
     <w:p>
       <w:pPr>
-        <w:pStyle w:val="Normal1"/>
+        <w:pStyle w:val="LOnormal"/>
         <w:rPr>
           <w:rFonts w:ascii="Times New Roman" w:hAnsi="Times New Roman" w:eastAsia="Times New Roman" w:cs="Times New Roman"/>
         </w:rPr>
@@ -1753,20 +1750,20 @@
     </w:p>
     <w:p>
       <w:pPr>
-        <w:pStyle w:val="Normal1"/>
-        <w:rPr>
-          <w:rFonts w:ascii="Times New Roman" w:hAnsi="Times New Roman" w:eastAsia="Times New Roman" w:cs="Times New Roman"/>
-        </w:rPr>
-      </w:pPr>
-      <w:r>
-        <w:rPr>
-          <w:rFonts w:eastAsia="Times New Roman" w:cs="Times New Roman" w:ascii="Times New Roman" w:hAnsi="Times New Roman"/>
-        </w:rPr>
-      </w:r>
-    </w:p>
-    <w:p>
-      <w:pPr>
-        <w:pStyle w:val="Normal1"/>
+        <w:pStyle w:val="LOnormal"/>
+        <w:rPr>
+          <w:rFonts w:ascii="Times New Roman" w:hAnsi="Times New Roman" w:eastAsia="Times New Roman" w:cs="Times New Roman"/>
+        </w:rPr>
+      </w:pPr>
+      <w:r>
+        <w:rPr>
+          <w:rFonts w:eastAsia="Times New Roman" w:cs="Times New Roman" w:ascii="Times New Roman" w:hAnsi="Times New Roman"/>
+        </w:rPr>
+      </w:r>
+    </w:p>
+    <w:p>
+      <w:pPr>
+        <w:pStyle w:val="LOnormal"/>
         <w:rPr>
           <w:rFonts w:ascii="Times New Roman" w:hAnsi="Times New Roman" w:eastAsia="Times New Roman" w:cs="Times New Roman"/>
         </w:rPr>
@@ -1780,7 +1777,7 @@
     </w:p>
     <w:p>
       <w:pPr>
-        <w:pStyle w:val="Normal1"/>
+        <w:pStyle w:val="LOnormal"/>
         <w:rPr>
           <w:rFonts w:ascii="Times New Roman" w:hAnsi="Times New Roman" w:eastAsia="Times New Roman" w:cs="Times New Roman"/>
         </w:rPr>
@@ -1794,7 +1791,7 @@
     </w:p>
     <w:p>
       <w:pPr>
-        <w:pStyle w:val="Normal1"/>
+        <w:pStyle w:val="LOnormal"/>
         <w:rPr>
           <w:rFonts w:ascii="Times New Roman" w:hAnsi="Times New Roman" w:eastAsia="Times New Roman" w:cs="Times New Roman"/>
         </w:rPr>
@@ -1808,127 +1805,125 @@
     </w:p>
     <w:p>
       <w:pPr>
-        <w:pStyle w:val="Normal1"/>
-        <w:rPr>
-          <w:rFonts w:ascii="Times New Roman" w:hAnsi="Times New Roman" w:eastAsia="Times New Roman" w:cs="Times New Roman"/>
-        </w:rPr>
-      </w:pPr>
-      <w:r>
-        <w:rPr>
-          <w:rFonts w:eastAsia="Times New Roman" w:cs="Times New Roman" w:ascii="Times New Roman" w:hAnsi="Times New Roman"/>
-        </w:rPr>
-      </w:r>
-    </w:p>
-    <w:p>
-      <w:pPr>
-        <w:pStyle w:val="Normal1"/>
-        <w:rPr>
-          <w:rFonts w:ascii="Times New Roman" w:hAnsi="Times New Roman" w:eastAsia="Times New Roman" w:cs="Times New Roman"/>
-        </w:rPr>
-      </w:pPr>
-      <w:r>
-        <w:rPr>
-          <w:rFonts w:eastAsia="Times New Roman" w:cs="Times New Roman" w:ascii="Times New Roman" w:hAnsi="Times New Roman"/>
-        </w:rPr>
-      </w:r>
-    </w:p>
-    <w:p>
-      <w:pPr>
-        <w:pStyle w:val="Normal1"/>
-        <w:rPr>
-          <w:rFonts w:ascii="Times New Roman" w:hAnsi="Times New Roman" w:eastAsia="Times New Roman" w:cs="Times New Roman"/>
-        </w:rPr>
-      </w:pPr>
-      <w:r>
-        <w:rPr>
-          <w:rFonts w:eastAsia="Times New Roman" w:cs="Times New Roman" w:ascii="Times New Roman" w:hAnsi="Times New Roman"/>
-        </w:rPr>
-      </w:r>
-    </w:p>
-    <w:p>
-      <w:pPr>
-        <w:pStyle w:val="Normal1"/>
-        <w:rPr>
-          <w:rFonts w:ascii="Times New Roman" w:hAnsi="Times New Roman" w:eastAsia="Times New Roman" w:cs="Times New Roman"/>
-        </w:rPr>
-      </w:pPr>
-      <w:r>
-        <w:rPr>
-          <w:rFonts w:eastAsia="Times New Roman" w:cs="Times New Roman" w:ascii="Times New Roman" w:hAnsi="Times New Roman"/>
-        </w:rPr>
-      </w:r>
-    </w:p>
-    <w:p>
-      <w:pPr>
-        <w:pStyle w:val="Normal1"/>
-        <w:rPr>
-          <w:rFonts w:ascii="Times New Roman" w:hAnsi="Times New Roman" w:eastAsia="Times New Roman" w:cs="Times New Roman"/>
-        </w:rPr>
-      </w:pPr>
-      <w:r>
-        <w:rPr>
-          <w:rFonts w:eastAsia="Times New Roman" w:cs="Times New Roman" w:ascii="Times New Roman" w:hAnsi="Times New Roman"/>
-        </w:rPr>
-      </w:r>
-    </w:p>
-    <w:p>
-      <w:pPr>
-        <w:pStyle w:val="Normal1"/>
-        <w:rPr>
-          <w:rFonts w:ascii="Times New Roman" w:hAnsi="Times New Roman" w:eastAsia="Times New Roman" w:cs="Times New Roman"/>
-        </w:rPr>
-      </w:pPr>
-      <w:r>
-        <w:rPr>
-          <w:rFonts w:eastAsia="Times New Roman" w:cs="Times New Roman" w:ascii="Times New Roman" w:hAnsi="Times New Roman"/>
-        </w:rPr>
-      </w:r>
-    </w:p>
-    <w:p>
-      <w:pPr>
-        <w:pStyle w:val="Normal1"/>
-        <w:rPr>
-          <w:rFonts w:ascii="Times New Roman" w:hAnsi="Times New Roman" w:eastAsia="Times New Roman" w:cs="Times New Roman"/>
-        </w:rPr>
-      </w:pPr>
-      <w:r>
-        <w:rPr>
-          <w:rFonts w:eastAsia="Times New Roman" w:cs="Times New Roman" w:ascii="Times New Roman" w:hAnsi="Times New Roman"/>
-        </w:rPr>
-      </w:r>
-    </w:p>
-    <w:p>
-      <w:pPr>
-        <w:pStyle w:val="Normal1"/>
-        <w:rPr>
-          <w:rFonts w:ascii="Times New Roman" w:hAnsi="Times New Roman" w:eastAsia="Times New Roman" w:cs="Times New Roman"/>
-        </w:rPr>
-      </w:pPr>
-      <w:r>
-        <w:rPr>
-          <w:rFonts w:eastAsia="Times New Roman" w:cs="Times New Roman" w:ascii="Times New Roman" w:hAnsi="Times New Roman"/>
-        </w:rPr>
-      </w:r>
-    </w:p>
-    <w:p>
-      <w:pPr>
-        <w:pStyle w:val="Normal1"/>
-        <w:rPr>
-          <w:rFonts w:ascii="Times New Roman" w:hAnsi="Times New Roman" w:eastAsia="Times New Roman" w:cs="Times New Roman"/>
-        </w:rPr>
-      </w:pPr>
-      <w:r>
-        <w:rPr>
-          <w:rFonts w:eastAsia="Times New Roman" w:cs="Times New Roman" w:ascii="Times New Roman" w:hAnsi="Times New Roman"/>
-        </w:rPr>
-      </w:r>
-    </w:p>
-    <w:p>
-      <w:pPr>
-        <w:pStyle w:val="Normal1"/>
-        <w:rPr>
-          <w:rFonts w:ascii="Times New Roman" w:hAnsi="Times New Roman" w:eastAsia="Times New Roman" w:cs="Times New Roman"/>
-        </w:rPr>
+        <w:pStyle w:val="LOnormal"/>
+        <w:rPr>
+          <w:rFonts w:ascii="Times New Roman" w:hAnsi="Times New Roman" w:eastAsia="Times New Roman" w:cs="Times New Roman"/>
+        </w:rPr>
+      </w:pPr>
+      <w:r>
+        <w:rPr>
+          <w:rFonts w:eastAsia="Times New Roman" w:cs="Times New Roman" w:ascii="Times New Roman" w:hAnsi="Times New Roman"/>
+        </w:rPr>
+      </w:r>
+    </w:p>
+    <w:p>
+      <w:pPr>
+        <w:pStyle w:val="LOnormal"/>
+        <w:rPr>
+          <w:rFonts w:ascii="Times New Roman" w:hAnsi="Times New Roman" w:eastAsia="Times New Roman" w:cs="Times New Roman"/>
+        </w:rPr>
+      </w:pPr>
+      <w:r>
+        <w:rPr>
+          <w:rFonts w:eastAsia="Times New Roman" w:cs="Times New Roman" w:ascii="Times New Roman" w:hAnsi="Times New Roman"/>
+        </w:rPr>
+      </w:r>
+    </w:p>
+    <w:p>
+      <w:pPr>
+        <w:pStyle w:val="LOnormal"/>
+        <w:rPr>
+          <w:rFonts w:ascii="Times New Roman" w:hAnsi="Times New Roman" w:eastAsia="Times New Roman" w:cs="Times New Roman"/>
+        </w:rPr>
+      </w:pPr>
+      <w:r>
+        <w:rPr>
+          <w:rFonts w:eastAsia="Times New Roman" w:cs="Times New Roman" w:ascii="Times New Roman" w:hAnsi="Times New Roman"/>
+        </w:rPr>
+      </w:r>
+    </w:p>
+    <w:p>
+      <w:pPr>
+        <w:pStyle w:val="LOnormal"/>
+        <w:rPr>
+          <w:rFonts w:ascii="Times New Roman" w:hAnsi="Times New Roman" w:eastAsia="Times New Roman" w:cs="Times New Roman"/>
+        </w:rPr>
+      </w:pPr>
+      <w:r>
+        <w:rPr>
+          <w:rFonts w:eastAsia="Times New Roman" w:cs="Times New Roman" w:ascii="Times New Roman" w:hAnsi="Times New Roman"/>
+        </w:rPr>
+      </w:r>
+    </w:p>
+    <w:p>
+      <w:pPr>
+        <w:pStyle w:val="LOnormal"/>
+        <w:rPr>
+          <w:rFonts w:ascii="Times New Roman" w:hAnsi="Times New Roman" w:eastAsia="Times New Roman" w:cs="Times New Roman"/>
+        </w:rPr>
+      </w:pPr>
+      <w:r>
+        <w:rPr>
+          <w:rFonts w:eastAsia="Times New Roman" w:cs="Times New Roman" w:ascii="Times New Roman" w:hAnsi="Times New Roman"/>
+        </w:rPr>
+      </w:r>
+    </w:p>
+    <w:p>
+      <w:pPr>
+        <w:pStyle w:val="LOnormal"/>
+        <w:rPr>
+          <w:rFonts w:ascii="Times New Roman" w:hAnsi="Times New Roman" w:eastAsia="Times New Roman" w:cs="Times New Roman"/>
+        </w:rPr>
+      </w:pPr>
+      <w:r>
+        <w:rPr>
+          <w:rFonts w:eastAsia="Times New Roman" w:cs="Times New Roman" w:ascii="Times New Roman" w:hAnsi="Times New Roman"/>
+        </w:rPr>
+      </w:r>
+    </w:p>
+    <w:p>
+      <w:pPr>
+        <w:pStyle w:val="LOnormal"/>
+        <w:rPr>
+          <w:rFonts w:ascii="Times New Roman" w:hAnsi="Times New Roman" w:eastAsia="Times New Roman" w:cs="Times New Roman"/>
+        </w:rPr>
+      </w:pPr>
+      <w:r>
+        <w:rPr>
+          <w:rFonts w:eastAsia="Times New Roman" w:cs="Times New Roman" w:ascii="Times New Roman" w:hAnsi="Times New Roman"/>
+        </w:rPr>
+      </w:r>
+    </w:p>
+    <w:p>
+      <w:pPr>
+        <w:pStyle w:val="LOnormal"/>
+        <w:rPr>
+          <w:rFonts w:ascii="Times New Roman" w:hAnsi="Times New Roman" w:eastAsia="Times New Roman" w:cs="Times New Roman"/>
+        </w:rPr>
+      </w:pPr>
+      <w:r>
+        <w:rPr>
+          <w:rFonts w:eastAsia="Times New Roman" w:cs="Times New Roman" w:ascii="Times New Roman" w:hAnsi="Times New Roman"/>
+        </w:rPr>
+      </w:r>
+    </w:p>
+    <w:p>
+      <w:pPr>
+        <w:pStyle w:val="LOnormal"/>
+        <w:rPr>
+          <w:rFonts w:ascii="Times New Roman" w:hAnsi="Times New Roman" w:eastAsia="Times New Roman" w:cs="Times New Roman"/>
+        </w:rPr>
+      </w:pPr>
+      <w:r>
+        <w:rPr>
+          <w:rFonts w:eastAsia="Times New Roman" w:cs="Times New Roman" w:ascii="Times New Roman" w:hAnsi="Times New Roman"/>
+        </w:rPr>
+      </w:r>
+    </w:p>
+    <w:p>
+      <w:pPr>
+        <w:pStyle w:val="LOnormal"/>
+        <w:rPr/>
       </w:pPr>
       <w:r>
         <w:rPr/>
@@ -1952,6 +1947,125 @@
   <w:abstractNum w:abstractNumId="1">
     <w:lvl w:ilvl="0">
       <w:start w:val="1"/>
+      <w:numFmt w:val="none"/>
+      <w:suff w:val="nothing"/>
+      <w:lvlText w:val="%1"/>
+      <w:lvlJc w:val="left"/>
+      <w:pPr>
+        <w:tabs>
+          <w:tab w:val="num" w:pos="0"/>
+        </w:tabs>
+        <w:ind w:left="0" w:hanging="0"/>
+      </w:pPr>
+    </w:lvl>
+    <w:lvl w:ilvl="1">
+      <w:start w:val="1"/>
+      <w:numFmt w:val="none"/>
+      <w:suff w:val="nothing"/>
+      <w:lvlText w:val="%2"/>
+      <w:lvlJc w:val="left"/>
+      <w:pPr>
+        <w:tabs>
+          <w:tab w:val="num" w:pos="0"/>
+        </w:tabs>
+        <w:ind w:left="0" w:hanging="0"/>
+      </w:pPr>
+    </w:lvl>
+    <w:lvl w:ilvl="2">
+      <w:start w:val="1"/>
+      <w:numFmt w:val="none"/>
+      <w:suff w:val="nothing"/>
+      <w:lvlText w:val="%3"/>
+      <w:lvlJc w:val="left"/>
+      <w:pPr>
+        <w:tabs>
+          <w:tab w:val="num" w:pos="0"/>
+        </w:tabs>
+        <w:ind w:left="0" w:hanging="0"/>
+      </w:pPr>
+    </w:lvl>
+    <w:lvl w:ilvl="3">
+      <w:start w:val="1"/>
+      <w:numFmt w:val="none"/>
+      <w:suff w:val="nothing"/>
+      <w:lvlText w:val="%4"/>
+      <w:lvlJc w:val="left"/>
+      <w:pPr>
+        <w:tabs>
+          <w:tab w:val="num" w:pos="0"/>
+        </w:tabs>
+        <w:ind w:left="0" w:hanging="0"/>
+      </w:pPr>
+    </w:lvl>
+    <w:lvl w:ilvl="4">
+      <w:start w:val="1"/>
+      <w:numFmt w:val="none"/>
+      <w:suff w:val="nothing"/>
+      <w:lvlText w:val="%5"/>
+      <w:lvlJc w:val="left"/>
+      <w:pPr>
+        <w:tabs>
+          <w:tab w:val="num" w:pos="0"/>
+        </w:tabs>
+        <w:ind w:left="0" w:hanging="0"/>
+      </w:pPr>
+    </w:lvl>
+    <w:lvl w:ilvl="5">
+      <w:start w:val="1"/>
+      <w:numFmt w:val="none"/>
+      <w:suff w:val="nothing"/>
+      <w:lvlText w:val="%6"/>
+      <w:lvlJc w:val="left"/>
+      <w:pPr>
+        <w:tabs>
+          <w:tab w:val="num" w:pos="0"/>
+        </w:tabs>
+        <w:ind w:left="0" w:hanging="0"/>
+      </w:pPr>
+    </w:lvl>
+    <w:lvl w:ilvl="6">
+      <w:start w:val="1"/>
+      <w:numFmt w:val="none"/>
+      <w:suff w:val="nothing"/>
+      <w:lvlText w:val="%7"/>
+      <w:lvlJc w:val="left"/>
+      <w:pPr>
+        <w:tabs>
+          <w:tab w:val="num" w:pos="0"/>
+        </w:tabs>
+        <w:ind w:left="0" w:hanging="0"/>
+      </w:pPr>
+    </w:lvl>
+    <w:lvl w:ilvl="7">
+      <w:start w:val="1"/>
+      <w:numFmt w:val="none"/>
+      <w:suff w:val="nothing"/>
+      <w:lvlText w:val="%8"/>
+      <w:lvlJc w:val="left"/>
+      <w:pPr>
+        <w:tabs>
+          <w:tab w:val="num" w:pos="0"/>
+        </w:tabs>
+        <w:ind w:left="0" w:hanging="0"/>
+      </w:pPr>
+    </w:lvl>
+    <w:lvl w:ilvl="8">
+      <w:start w:val="1"/>
+      <w:numFmt w:val="none"/>
+      <w:suff w:val="nothing"/>
+      <w:lvlText w:val="%9"/>
+      <w:lvlJc w:val="left"/>
+      <w:pPr>
+        <w:tabs>
+          <w:tab w:val="num" w:pos="0"/>
+        </w:tabs>
+        <w:ind w:left="0" w:hanging="0"/>
+      </w:pPr>
+    </w:lvl>
+  </w:abstractNum>
+  <w:abstractNum w:abstractNumId="2">
+    <w:lvl w:ilvl="0">
+      <w:start w:val="1"/>
       <w:numFmt w:val="decimal"/>
       <w:lvlText w:val="%1)"/>
       <w:lvlJc w:val="left"/>
@@ -2084,125 +2198,6 @@
       <w:rPr>
         <w:u w:val="none"/>
       </w:rPr>
-    </w:lvl>
-  </w:abstractNum>
-  <w:abstractNum w:abstractNumId="2">
-    <w:lvl w:ilvl="0">
-      <w:start w:val="1"/>
-      <w:numFmt w:val="none"/>
-      <w:suff w:val="nothing"/>
-      <w:lvlText w:val=""/>
-      <w:lvlJc w:val="left"/>
-      <w:pPr>
-        <w:tabs>
-          <w:tab w:val="num" w:pos="0"/>
-        </w:tabs>
-        <w:ind w:left="0" w:hanging="0"/>
-      </w:pPr>
-    </w:lvl>
-    <w:lvl w:ilvl="1">
-      <w:start w:val="1"/>
-      <w:numFmt w:val="none"/>
-      <w:suff w:val="nothing"/>
-      <w:lvlText w:val=""/>
-      <w:lvlJc w:val="left"/>
-      <w:pPr>
-        <w:tabs>
-          <w:tab w:val="num" w:pos="0"/>
-        </w:tabs>
-        <w:ind w:left="0" w:hanging="0"/>
-      </w:pPr>
-    </w:lvl>
-    <w:lvl w:ilvl="2">
-      <w:start w:val="1"/>
-      <w:numFmt w:val="none"/>
-      <w:suff w:val="nothing"/>
-      <w:lvlText w:val=""/>
-      <w:lvlJc w:val="left"/>
-      <w:pPr>
-        <w:tabs>
-          <w:tab w:val="num" w:pos="0"/>
-        </w:tabs>
-        <w:ind w:left="0" w:hanging="0"/>
-      </w:pPr>
-    </w:lvl>
-    <w:lvl w:ilvl="3">
-      <w:start w:val="1"/>
-      <w:numFmt w:val="none"/>
-      <w:suff w:val="nothing"/>
-      <w:lvlText w:val=""/>
-      <w:lvlJc w:val="left"/>
-      <w:pPr>
-        <w:tabs>
-          <w:tab w:val="num" w:pos="0"/>
-        </w:tabs>
-        <w:ind w:left="0" w:hanging="0"/>
-      </w:pPr>
-    </w:lvl>
-    <w:lvl w:ilvl="4">
-      <w:start w:val="1"/>
-      <w:numFmt w:val="none"/>
-      <w:suff w:val="nothing"/>
-      <w:lvlText w:val=""/>
-      <w:lvlJc w:val="left"/>
-      <w:pPr>
-        <w:tabs>
-          <w:tab w:val="num" w:pos="0"/>
-        </w:tabs>
-        <w:ind w:left="0" w:hanging="0"/>
-      </w:pPr>
-    </w:lvl>
-    <w:lvl w:ilvl="5">
-      <w:start w:val="1"/>
-      <w:numFmt w:val="none"/>
-      <w:suff w:val="nothing"/>
-      <w:lvlText w:val=""/>
-      <w:lvlJc w:val="left"/>
-      <w:pPr>
-        <w:tabs>
-          <w:tab w:val="num" w:pos="0"/>
-        </w:tabs>
-        <w:ind w:left="0" w:hanging="0"/>
-      </w:pPr>
-    </w:lvl>
-    <w:lvl w:ilvl="6">
-      <w:start w:val="1"/>
-      <w:numFmt w:val="none"/>
-      <w:suff w:val="nothing"/>
-      <w:lvlText w:val=""/>
-      <w:lvlJc w:val="left"/>
-      <w:pPr>
-        <w:tabs>
-          <w:tab w:val="num" w:pos="0"/>
-        </w:tabs>
-        <w:ind w:left="0" w:hanging="0"/>
-      </w:pPr>
-    </w:lvl>
-    <w:lvl w:ilvl="7">
-      <w:start w:val="1"/>
-      <w:numFmt w:val="none"/>
-      <w:suff w:val="nothing"/>
-      <w:lvlText w:val=""/>
-      <w:lvlJc w:val="left"/>
-      <w:pPr>
-        <w:tabs>
-          <w:tab w:val="num" w:pos="0"/>
-        </w:tabs>
-        <w:ind w:left="0" w:hanging="0"/>
-      </w:pPr>
-    </w:lvl>
-    <w:lvl w:ilvl="8">
-      <w:start w:val="1"/>
-      <w:numFmt w:val="none"/>
-      <w:suff w:val="nothing"/>
-      <w:lvlText w:val=""/>
-      <w:lvlJc w:val="left"/>
-      <w:pPr>
-        <w:tabs>
-          <w:tab w:val="num" w:pos="0"/>
-        </w:tabs>
-        <w:ind w:left="0" w:hanging="0"/>
-      </w:pPr>
     </w:lvl>
   </w:abstractNum>
   <w:num w:numId="1">
@@ -2236,6 +2231,10 @@
     <w:qFormat/>
     <w:pPr>
       <w:widowControl/>
+      <w:suppressAutoHyphens w:val="true"/>
+      <w:kinsoku w:val="true"/>
+      <w:overflowPunct w:val="true"/>
+      <w:autoSpaceDE w:val="true"/>
       <w:bidi w:val="0"/>
       <w:spacing w:lineRule="auto" w:line="276" w:before="0" w:after="0"/>
       <w:jc w:val="left"/>
@@ -2251,8 +2250,8 @@
   </w:style>
   <w:style w:type="paragraph" w:styleId="Heading1">
     <w:name w:val="Heading 1"/>
-    <w:basedOn w:val="Normal1"/>
-    <w:next w:val="Normal1"/>
+    <w:basedOn w:val="LOnormal"/>
+    <w:next w:val="LOnormal"/>
     <w:qFormat/>
     <w:pPr>
       <w:keepNext w:val="true"/>
@@ -2267,8 +2266,8 @@
   </w:style>
   <w:style w:type="paragraph" w:styleId="Heading2">
     <w:name w:val="Heading 2"/>
-    <w:basedOn w:val="Normal1"/>
-    <w:next w:val="Normal1"/>
+    <w:basedOn w:val="LOnormal"/>
+    <w:next w:val="LOnormal"/>
     <w:qFormat/>
     <w:pPr>
       <w:keepNext w:val="true"/>
@@ -2284,8 +2283,8 @@
   </w:style>
   <w:style w:type="paragraph" w:styleId="Heading3">
     <w:name w:val="Heading 3"/>
-    <w:basedOn w:val="Normal1"/>
-    <w:next w:val="Normal1"/>
+    <w:basedOn w:val="LOnormal"/>
+    <w:next w:val="LOnormal"/>
     <w:qFormat/>
     <w:pPr>
       <w:keepNext w:val="true"/>
@@ -2302,8 +2301,8 @@
   </w:style>
   <w:style w:type="paragraph" w:styleId="Heading4">
     <w:name w:val="Heading 4"/>
-    <w:basedOn w:val="Normal1"/>
-    <w:next w:val="Normal1"/>
+    <w:basedOn w:val="LOnormal"/>
+    <w:next w:val="LOnormal"/>
     <w:qFormat/>
     <w:pPr>
       <w:keepNext w:val="true"/>
@@ -2319,8 +2318,8 @@
   </w:style>
   <w:style w:type="paragraph" w:styleId="Heading5">
     <w:name w:val="Heading 5"/>
-    <w:basedOn w:val="Normal1"/>
-    <w:next w:val="Normal1"/>
+    <w:basedOn w:val="LOnormal"/>
+    <w:next w:val="LOnormal"/>
     <w:qFormat/>
     <w:pPr>
       <w:keepNext w:val="true"/>
@@ -2336,8 +2335,8 @@
   </w:style>
   <w:style w:type="paragraph" w:styleId="Heading6">
     <w:name w:val="Heading 6"/>
-    <w:basedOn w:val="Normal1"/>
-    <w:next w:val="Normal1"/>
+    <w:basedOn w:val="LOnormal"/>
+    <w:next w:val="LOnormal"/>
     <w:qFormat/>
     <w:pPr>
       <w:keepNext w:val="true"/>
@@ -2417,11 +2416,15 @@
       <w:rFonts w:cs="Lohit Devanagari"/>
     </w:rPr>
   </w:style>
-  <w:style w:type="paragraph" w:styleId="Normal1" w:default="1">
+  <w:style w:type="paragraph" w:styleId="LOnormal">
     <w:name w:val="LO-normal"/>
     <w:qFormat/>
     <w:pPr>
       <w:widowControl/>
+      <w:suppressAutoHyphens w:val="true"/>
+      <w:kinsoku w:val="true"/>
+      <w:overflowPunct w:val="true"/>
+      <w:autoSpaceDE w:val="true"/>
       <w:bidi w:val="0"/>
       <w:spacing w:lineRule="auto" w:line="276" w:before="0" w:after="0"/>
       <w:jc w:val="left"/>
@@ -2437,8 +2440,8 @@
   </w:style>
   <w:style w:type="paragraph" w:styleId="Title">
     <w:name w:val="Title"/>
-    <w:basedOn w:val="Normal1"/>
-    <w:next w:val="Normal1"/>
+    <w:basedOn w:val="LOnormal"/>
+    <w:next w:val="LOnormal"/>
     <w:qFormat/>
     <w:pPr>
       <w:keepNext w:val="true"/>
@@ -2453,8 +2456,8 @@
   </w:style>
   <w:style w:type="paragraph" w:styleId="Subtitle">
     <w:name w:val="Subtitle"/>
-    <w:basedOn w:val="Normal1"/>
-    <w:next w:val="Normal1"/>
+    <w:basedOn w:val="LOnormal"/>
+    <w:next w:val="LOnormal"/>
     <w:qFormat/>
     <w:pPr>
       <w:keepNext w:val="true"/>
@@ -2470,336 +2473,5 @@
       <w:szCs w:val="30"/>
     </w:rPr>
   </w:style>
-  <w:style w:type="table" w:default="1" w:styleId="TableNormal">
-    <w:name w:val="TableNormal"/>
-    <w:tblPr>
-      <w:tblCellMar>
-        <w:top w:w="100" w:type="dxa"/>
-        <w:left w:w="100" w:type="dxa"/>
-        <w:bottom w:w="100" w:type="dxa"/>
-        <w:right w:w="100" w:type="dxa"/>
-      </w:tblCellMar>
-    </w:tblPr>
-  </w:style>
 </w:styles>
-</file>
-
-<file path=word/theme/theme1.xml><?xml version="1.0" encoding="utf-8"?>
-<a:theme xmlns:a="http://schemas.openxmlformats.org/drawingml/2006/main" name="Office Theme">
-  <a:themeElements>
-    <a:clrScheme name="Office">
-      <a:dk1>
-        <a:sysClr val="windowText" lastClr="000000"/>
-      </a:dk1>
-      <a:lt1>
-        <a:sysClr val="window" lastClr="FFFFFF"/>
-      </a:lt1>
-      <a:dk2>
-        <a:srgbClr val="1F497D"/>
-      </a:dk2>
-      <a:lt2>
-        <a:srgbClr val="EEECE1"/>
-      </a:lt2>
-      <a:accent1>
-        <a:srgbClr val="4F81BD"/>
-      </a:accent1>
-      <a:accent2>
-        <a:srgbClr val="C0504D"/>
-      </a:accent2>
-      <a:accent3>
-        <a:srgbClr val="9BBB59"/>
-      </a:accent3>
-      <a:accent4>
-        <a:srgbClr val="8064A2"/>
-      </a:accent4>
-      <a:accent5>
-        <a:srgbClr val="4BACC6"/>
-      </a:accent5>
-      <a:accent6>
-        <a:srgbClr val="F79646"/>
-      </a:accent6>
-      <a:hlink>
-        <a:srgbClr val="0000FF"/>
-      </a:hlink>
-      <a:folHlink>
-        <a:srgbClr val="800080"/>
-      </a:folHlink>
-    </a:clrScheme>
-    <a:fontScheme name="Office">
-      <a:majorFont>
-        <a:latin typeface="Calibri"/>
-        <a:ea typeface=""/>
-        <a:cs typeface=""/>
-        <a:font script="Jpan" typeface="ＭＳ ゴシック"/>
-        <a:font script="Hang" typeface="맑은 고딕"/>
-        <a:font script="Hans" typeface="宋体"/>
-        <a:font script="Hant" typeface="新細明體"/>
-        <a:font script="Arab" typeface="Times New Roman"/>
-        <a:font script="Hebr" typeface="Times New Roman"/>
-        <a:font script="Thai" typeface="Angsana New"/>
-        <a:font script="Ethi" typeface="Nyala"/>
-        <a:font script="Beng" typeface="Vrinda"/>
-        <a:font script="Gujr" typeface="Shruti"/>
-        <a:font script="Khmr" typeface="MoolBoran"/>
-        <a:font script="Knda" typeface="Tunga"/>
-        <a:font script="Guru" typeface="Raavi"/>
-        <a:font script="Cans" typeface="Euphemia"/>
-        <a:font script="Cher" typeface="Plantagenet Cherokee"/>
-        <a:font script="Yiii" typeface="Microsoft Yi Baiti"/>
-        <a:font script="Tibt" typeface="Microsoft Himalaya"/>
-        <a:font script="Thaa" typeface="MV Boli"/>
-        <a:font script="Deva" typeface="Mangal"/>
-        <a:font script="Telu" typeface="Gautami"/>
-        <a:font script="Taml" typeface="Latha"/>
-        <a:font script="Syrc" typeface="Estrangelo Edessa"/>
-        <a:font script="Orya" typeface="Kalinga"/>
-        <a:font script="Mlym" typeface="Kartika"/>
-        <a:font script="Laoo" typeface="DokChampa"/>
-        <a:font script="Sinh" typeface="Iskoola Pota"/>
-        <a:font script="Mong" typeface="Mongolian Baiti"/>
-        <a:font script="Viet" typeface="Times New Roman"/>
-        <a:font script="Uigh" typeface="Microsoft Uighur"/>
-        <a:font script="Geor" typeface="Sylfaen"/>
-      </a:majorFont>
-      <a:minorFont>
-        <a:latin typeface="Cambria"/>
-        <a:ea typeface=""/>
-        <a:cs typeface=""/>
-        <a:font script="Jpan" typeface="ＭＳ 明朝"/>
-        <a:font script="Hang" typeface="맑은 고딕"/>
-        <a:font script="Hans" typeface="宋体"/>
-        <a:font script="Hant" typeface="新細明體"/>
-        <a:font script="Arab" typeface="Arial"/>
-        <a:font script="Hebr" typeface="Arial"/>
-        <a:font script="Thai" typeface="Cordia New"/>
-        <a:font script="Ethi" typeface="Nyala"/>
-        <a:font script="Beng" typeface="Vrinda"/>
-        <a:font script="Gujr" typeface="Shruti"/>
-        <a:font script="Khmr" typeface="DaunPenh"/>
-        <a:font script="Knda" typeface="Tunga"/>
-        <a:font script="Guru" typeface="Raavi"/>
-        <a:font script="Cans" typeface="Euphemia"/>
-        <a:font script="Cher" typeface="Plantagenet Cherokee"/>
-        <a:font script="Yiii" typeface="Microsoft Yi Baiti"/>
-        <a:font script="Tibt" typeface="Microsoft Himalaya"/>
-        <a:font script="Thaa" typeface="MV Boli"/>
-        <a:font script="Deva" typeface="Mangal"/>
-        <a:font script="Telu" typeface="Gautami"/>
-        <a:font script="Taml" typeface="Latha"/>
-        <a:font script="Syrc" typeface="Estrangelo Edessa"/>
-        <a:font script="Orya" typeface="Kalinga"/>
-        <a:font script="Mlym" typeface="Kartika"/>
-        <a:font script="Laoo" typeface="DokChampa"/>
-        <a:font script="Sinh" typeface="Iskoola Pota"/>
-        <a:font script="Mong" typeface="Mongolian Baiti"/>
-        <a:font script="Viet" typeface="Arial"/>
-        <a:font script="Uigh" typeface="Microsoft Uighur"/>
-        <a:font script="Geor" typeface="Sylfaen"/>
-      </a:minorFont>
-    </a:fontScheme>
-    <a:fmtScheme name="Office">
-      <a:fillStyleLst>
-        <a:solidFill>
-          <a:schemeClr val="phClr"/>
-        </a:solidFill>
-        <a:gradFill rotWithShape="1">
-          <a:gsLst>
-            <a:gs pos="0">
-              <a:schemeClr val="phClr">
-                <a:tint val="50000"/>
-                <a:satMod val="300000"/>
-              </a:schemeClr>
-            </a:gs>
-            <a:gs pos="35000">
-              <a:schemeClr val="phClr">
-                <a:tint val="37000"/>
-                <a:satMod val="300000"/>
-              </a:schemeClr>
-            </a:gs>
-            <a:gs pos="100000">
-              <a:schemeClr val="phClr">
-                <a:tint val="15000"/>
-                <a:satMod val="350000"/>
-              </a:schemeClr>
-            </a:gs>
-          </a:gsLst>
-          <a:lin ang="16200000" scaled="1"/>
-        </a:gradFill>
-        <a:gradFill rotWithShape="1">
-          <a:gsLst>
-            <a:gs pos="0">
-              <a:schemeClr val="phClr">
-                <a:tint val="100000"/>
-                <a:shade val="100000"/>
-                <a:satMod val="130000"/>
-              </a:schemeClr>
-            </a:gs>
-            <a:gs pos="100000">
-              <a:schemeClr val="phClr">
-                <a:tint val="50000"/>
-                <a:shade val="100000"/>
-                <a:satMod val="350000"/>
-              </a:schemeClr>
-            </a:gs>
-          </a:gsLst>
-          <a:lin ang="16200000" scaled="0"/>
-        </a:gradFill>
-      </a:fillStyleLst>
-      <a:lnStyleLst>
-        <a:ln w="9525" cap="flat" cmpd="sng" algn="ctr">
-          <a:solidFill>
-            <a:schemeClr val="phClr">
-              <a:shade val="95000"/>
-              <a:satMod val="105000"/>
-            </a:schemeClr>
-          </a:solidFill>
-          <a:prstDash val="solid"/>
-        </a:ln>
-        <a:ln w="25400" cap="flat" cmpd="sng" algn="ctr">
-          <a:solidFill>
-            <a:schemeClr val="phClr"/>
-          </a:solidFill>
-          <a:prstDash val="solid"/>
-        </a:ln>
-        <a:ln w="38100" cap="flat" cmpd="sng" algn="ctr">
-          <a:solidFill>
-            <a:schemeClr val="phClr"/>
-          </a:solidFill>
-          <a:prstDash val="solid"/>
-        </a:ln>
-      </a:lnStyleLst>
-      <a:effectStyleLst>
-        <a:effectStyle>
-          <a:effectLst>
-            <a:outerShdw blurRad="40000" dist="20000" dir="5400000" rotWithShape="0">
-              <a:srgbClr val="000000">
-                <a:alpha val="38000"/>
-              </a:srgbClr>
-            </a:outerShdw>
-          </a:effectLst>
-        </a:effectStyle>
-        <a:effectStyle>
-          <a:effectLst>
-            <a:outerShdw blurRad="40000" dist="23000" dir="5400000" rotWithShape="0">
-              <a:srgbClr val="000000">
-                <a:alpha val="35000"/>
-              </a:srgbClr>
-            </a:outerShdw>
-          </a:effectLst>
-        </a:effectStyle>
-        <a:effectStyle>
-          <a:effectLst>
-            <a:outerShdw blurRad="40000" dist="23000" dir="5400000" rotWithShape="0">
-              <a:srgbClr val="000000">
-                <a:alpha val="35000"/>
-              </a:srgbClr>
-            </a:outerShdw>
-          </a:effectLst>
-          <a:scene3d>
-            <a:camera prst="orthographicFront">
-              <a:rot lat="0" lon="0" rev="0"/>
-            </a:camera>
-            <a:lightRig rig="threePt" dir="t">
-              <a:rot lat="0" lon="0" rev="1200000"/>
-            </a:lightRig>
-          </a:scene3d>
-          <a:sp3d>
-            <a:bevelT w="63500" h="25400"/>
-          </a:sp3d>
-        </a:effectStyle>
-      </a:effectStyleLst>
-      <a:bgFillStyleLst>
-        <a:solidFill>
-          <a:schemeClr val="phClr"/>
-        </a:solidFill>
-        <a:gradFill rotWithShape="1">
-          <a:gsLst>
-            <a:gs pos="0">
-              <a:schemeClr val="phClr">
-                <a:tint val="40000"/>
-                <a:satMod val="350000"/>
-              </a:schemeClr>
-            </a:gs>
-            <a:gs pos="40000">
-              <a:schemeClr val="phClr">
-                <a:tint val="45000"/>
-                <a:shade val="99000"/>
-                <a:satMod val="350000"/>
-              </a:schemeClr>
-            </a:gs>
-            <a:gs pos="100000">
-              <a:schemeClr val="phClr">
-                <a:shade val="20000"/>
-                <a:satMod val="255000"/>
-              </a:schemeClr>
-            </a:gs>
-          </a:gsLst>
-          <a:path path="circle">
-            <a:fillToRect l="50000" t="-80000" r="50000" b="180000"/>
-          </a:path>
-        </a:gradFill>
-        <a:gradFill rotWithShape="1">
-          <a:gsLst>
-            <a:gs pos="0">
-              <a:schemeClr val="phClr">
-                <a:tint val="80000"/>
-                <a:satMod val="300000"/>
-              </a:schemeClr>
-            </a:gs>
-            <a:gs pos="100000">
-              <a:schemeClr val="phClr">
-                <a:shade val="30000"/>
-                <a:satMod val="200000"/>
-              </a:schemeClr>
-            </a:gs>
-          </a:gsLst>
-          <a:path path="circle">
-            <a:fillToRect l="50000" t="50000" r="50000" b="50000"/>
-          </a:path>
-        </a:gradFill>
-      </a:bgFillStyleLst>
-    </a:fmtScheme>
-  </a:themeElements>
-  <a:objectDefaults>
-    <a:spDef>
-      <a:spPr/>
-      <a:bodyPr/>
-      <a:lstStyle/>
-      <a:style>
-        <a:lnRef idx="1">
-          <a:schemeClr val="accent1"/>
-        </a:lnRef>
-        <a:fillRef idx="3">
-          <a:schemeClr val="accent1"/>
-        </a:fillRef>
-        <a:effectRef idx="2">
-          <a:schemeClr val="accent1"/>
-        </a:effectRef>
-        <a:fontRef idx="minor">
-          <a:schemeClr val="lt1"/>
-        </a:fontRef>
-      </a:style>
-    </a:spDef>
-    <a:lnDef>
-      <a:spPr/>
-      <a:bodyPr/>
-      <a:lstStyle/>
-      <a:style>
-        <a:lnRef idx="2">
-          <a:schemeClr val="accent1"/>
-        </a:lnRef>
-        <a:fillRef idx="0">
-          <a:schemeClr val="accent1"/>
-        </a:fillRef>
-        <a:effectRef idx="1">
-          <a:schemeClr val="accent1"/>
-        </a:effectRef>
-        <a:fontRef idx="minor">
-          <a:schemeClr val="tx1"/>
-        </a:fontRef>
-      </a:style>
-    </a:lnDef>
-  </a:objectDefaults>
-  <a:extraClrSchemeLst/>
-</a:theme>
 </file>